--- a/flow/20230914_vu_template/drafts/2024-06-u/16-НД-Гл.6-Євхаристії-Тихона.docx
+++ b/flow/20230914_vu_template/drafts/2024-06-u/16-НД-Гл.6-Євхаристії-Тихона.docx
@@ -3,23 +3,409 @@
 <w:document xmlns:wpc="http://schemas.microsoft.com/office/word/2010/wordprocessingCanvas" xmlns:cx="http://schemas.microsoft.com/office/drawing/2014/chartex" xmlns:cx1="http://schemas.microsoft.com/office/drawing/2015/9/8/chartex" xmlns:cx2="http://schemas.microsoft.com/office/drawing/2015/10/21/chartex" xmlns:cx3="http://schemas.microsoft.com/office/drawing/2016/5/9/chartex" xmlns:cx4="http://schemas.microsoft.com/office/drawing/2016/5/10/chartex" xmlns:cx5="http://schemas.microsoft.com/office/drawing/2016/5/11/chartex" xmlns:cx6="http://schemas.microsoft.com/office/drawing/2016/5/12/chartex" xmlns:cx7="http://schemas.microsoft.com/office/drawing/2016/5/13/chartex" xmlns:cx8="http://schemas.microsoft.com/office/drawing/2016/5/14/chartex" xmlns:mc="http://schemas.openxmlformats.org/markup-compatibility/2006" xmlns:aink="http://schemas.microsoft.com/office/drawing/2016/ink" xmlns:am3d="http://schemas.microsoft.com/office/drawing/2017/model3d" xmlns:o="urn:schemas-microsoft-com:office:office" xmlns:oel="http://schemas.microsoft.com/office/2019/extlst" xmlns:r="http://schemas.openxmlformats.org/officeDocument/2006/relationships" xmlns:m="http://schemas.openxmlformats.org/officeDocument/2006/math" xmlns:v="urn:schemas-microsoft-com:vml" xmlns:wp14="http://schemas.microsoft.com/office/word/2010/wordprocessingDrawing" xmlns:wp="http://schemas.openxmlformats.org/drawingml/2006/wordprocessingDrawing" xmlns:w10="urn:schemas-microsoft-com:office:word" xmlns:w="http://schemas.openxmlformats.org/wordprocessingml/2006/main" xmlns:w14="http://schemas.microsoft.com/office/word/2010/wordml" xmlns:w15="http://schemas.microsoft.com/office/word/2012/wordml" xmlns:w16cex="http://schemas.microsoft.com/office/word/2018/wordml/cex" xmlns:w16cid="http://schemas.microsoft.com/office/word/2016/wordml/cid" xmlns:w16="http://schemas.microsoft.com/office/word/2018/wordml" xmlns:w16du="http://schemas.microsoft.com/office/word/2023/wordml/word16du" xmlns:w16sdtdh="http://schemas.microsoft.com/office/word/2020/wordml/sdtdatahash" xmlns:w16se="http://schemas.microsoft.com/office/word/2015/wordml/symex" xmlns:wpg="http://schemas.microsoft.com/office/word/2010/wordprocessingGroup" xmlns:wpi="http://schemas.microsoft.com/office/word/2010/wordprocessingInk" xmlns:wne="http://schemas.microsoft.com/office/word/2006/wordml" xmlns:wps="http://schemas.microsoft.com/office/word/2010/wordprocessingShape" mc:Ignorable="w14 w15 w16se w16cid w16 w16cex w16sdtdh wp14">
   <w:body>
     <w:p>
-      <w:r>
-        <w:rPr>
-          <w:rFonts w:ascii="Times New Roman" w:hAnsi="Times New Roman"/>
-          <w:b/>
-          <w:sz w:val="24"/>
-        </w:rPr>
-        <w:t>Червень 16, Неділя</w:t>
-      </w:r>
-    </w:p>
-    <w:p>
-      <w:r>
-        <w:rPr>
-          <w:rFonts w:ascii="Times New Roman" w:hAnsi="Times New Roman"/>
-          <w:sz w:val="24"/>
-        </w:rPr>
-        <w:t>Неділя 7-ма після Пасхи, свв. отців I-го Вселенського Собору. Св. і чудотв. Тихона Аматунтського</w:t>
-      </w:r>
+      <w:pPr>
+        <w:pBdr>
+          <w:top w:val="nil"/>
+          <w:left w:val="nil"/>
+          <w:bottom w:val="nil"/>
+          <w:right w:val="nil"/>
+          <w:between w:val="nil"/>
+        </w:pBdr>
+        <w:spacing w:after="120"/>
+        <w:rPr>
+          <w:rFonts w:ascii="Times New Roman" w:eastAsia="Arial" w:hAnsi="Times New Roman"/>
+          <w:color w:val="FF0000"/>
+          <w:sz w:val="24"/>
+          <w:szCs w:val="24"/>
+        </w:rPr>
+      </w:pPr>
+      <w:proofErr w:type="spellStart"/>
+      <w:r>
+        <w:rPr>
+          <w:rFonts w:ascii="Times New Roman" w:eastAsia="Arial" w:hAnsi="Times New Roman"/>
+          <w:color w:val="FF0000"/>
+          <w:sz w:val="24"/>
+          <w:szCs w:val="24"/>
+        </w:rPr>
+        <w:t>Травень</w:t>
+      </w:r>
+      <w:proofErr w:type="spellEnd"/>
+      <w:r>
+        <w:rPr>
+          <w:rFonts w:ascii="Times New Roman" w:eastAsia="Arial" w:hAnsi="Times New Roman"/>
+          <w:color w:val="FF0000"/>
+          <w:sz w:val="24"/>
+          <w:szCs w:val="24"/>
+        </w:rPr>
+        <w:t xml:space="preserve"> 28 </w:t>
+      </w:r>
+      <w:proofErr w:type="spellStart"/>
+      <w:r>
+        <w:rPr>
+          <w:rFonts w:ascii="Times New Roman" w:eastAsia="Arial" w:hAnsi="Times New Roman"/>
+          <w:color w:val="FF0000"/>
+          <w:sz w:val="24"/>
+          <w:szCs w:val="24"/>
+        </w:rPr>
+        <w:t>Неділя</w:t>
+      </w:r>
+      <w:proofErr w:type="spellEnd"/>
+      <w:r>
+        <w:rPr>
+          <w:rFonts w:ascii="Times New Roman" w:eastAsia="Arial" w:hAnsi="Times New Roman"/>
+          <w:color w:val="FF0000"/>
+          <w:sz w:val="24"/>
+          <w:szCs w:val="24"/>
+        </w:rPr>
+        <w:br/>
+        <w:t xml:space="preserve">28 (15) </w:t>
+      </w:r>
+      <w:proofErr w:type="spellStart"/>
+      <w:r>
+        <w:rPr>
+          <w:rFonts w:ascii="Times New Roman" w:eastAsia="Arial" w:hAnsi="Times New Roman"/>
+          <w:i/>
+          <w:color w:val="FF0000"/>
+          <w:sz w:val="24"/>
+          <w:szCs w:val="24"/>
+        </w:rPr>
+        <w:t>Неділя</w:t>
+      </w:r>
+      <w:proofErr w:type="spellEnd"/>
+      <w:r>
+        <w:rPr>
+          <w:rFonts w:ascii="Times New Roman" w:eastAsia="Arial" w:hAnsi="Times New Roman"/>
+          <w:i/>
+          <w:color w:val="FF0000"/>
+          <w:sz w:val="24"/>
+          <w:szCs w:val="24"/>
+        </w:rPr>
+        <w:t xml:space="preserve"> 7-ма </w:t>
+      </w:r>
+      <w:proofErr w:type="spellStart"/>
+      <w:r>
+        <w:rPr>
+          <w:rFonts w:ascii="Times New Roman" w:eastAsia="Arial" w:hAnsi="Times New Roman"/>
+          <w:i/>
+          <w:color w:val="FF0000"/>
+          <w:sz w:val="24"/>
+          <w:szCs w:val="24"/>
+        </w:rPr>
+        <w:t>після</w:t>
+      </w:r>
+      <w:proofErr w:type="spellEnd"/>
+      <w:r>
+        <w:rPr>
+          <w:rFonts w:ascii="Times New Roman" w:eastAsia="Arial" w:hAnsi="Times New Roman"/>
+          <w:i/>
+          <w:color w:val="FF0000"/>
+          <w:sz w:val="24"/>
+          <w:szCs w:val="24"/>
+        </w:rPr>
+        <w:t xml:space="preserve"> </w:t>
+      </w:r>
+      <w:proofErr w:type="spellStart"/>
+      <w:r>
+        <w:rPr>
+          <w:rFonts w:ascii="Times New Roman" w:eastAsia="Arial" w:hAnsi="Times New Roman"/>
+          <w:i/>
+          <w:color w:val="FF0000"/>
+          <w:sz w:val="24"/>
+          <w:szCs w:val="24"/>
+        </w:rPr>
+        <w:t>Пасхи</w:t>
+      </w:r>
+      <w:proofErr w:type="spellEnd"/>
+      <w:r>
+        <w:rPr>
+          <w:rFonts w:ascii="Times New Roman" w:eastAsia="Arial" w:hAnsi="Times New Roman"/>
+          <w:i/>
+          <w:color w:val="FF0000"/>
+          <w:sz w:val="24"/>
+          <w:szCs w:val="24"/>
+        </w:rPr>
+        <w:t xml:space="preserve">, </w:t>
+      </w:r>
+      <w:proofErr w:type="spellStart"/>
+      <w:r>
+        <w:rPr>
+          <w:rFonts w:ascii="Times New Roman" w:eastAsia="Arial" w:hAnsi="Times New Roman"/>
+          <w:i/>
+          <w:color w:val="FF0000"/>
+          <w:sz w:val="24"/>
+          <w:szCs w:val="24"/>
+        </w:rPr>
+        <w:t>свв</w:t>
+      </w:r>
+      <w:proofErr w:type="spellEnd"/>
+      <w:r>
+        <w:rPr>
+          <w:rFonts w:ascii="Times New Roman" w:eastAsia="Arial" w:hAnsi="Times New Roman"/>
+          <w:i/>
+          <w:color w:val="FF0000"/>
+          <w:sz w:val="24"/>
+          <w:szCs w:val="24"/>
+        </w:rPr>
+        <w:t xml:space="preserve">. </w:t>
+      </w:r>
+      <w:proofErr w:type="spellStart"/>
+      <w:r>
+        <w:rPr>
+          <w:rFonts w:ascii="Times New Roman" w:eastAsia="Arial" w:hAnsi="Times New Roman"/>
+          <w:i/>
+          <w:color w:val="FF0000"/>
+          <w:sz w:val="24"/>
+          <w:szCs w:val="24"/>
+        </w:rPr>
+        <w:t>отців</w:t>
+      </w:r>
+      <w:proofErr w:type="spellEnd"/>
+      <w:r>
+        <w:rPr>
+          <w:rFonts w:ascii="Times New Roman" w:eastAsia="Arial" w:hAnsi="Times New Roman"/>
+          <w:i/>
+          <w:color w:val="FF0000"/>
+          <w:sz w:val="24"/>
+          <w:szCs w:val="24"/>
+        </w:rPr>
+        <w:t xml:space="preserve"> I-</w:t>
+      </w:r>
+      <w:proofErr w:type="spellStart"/>
+      <w:r>
+        <w:rPr>
+          <w:rFonts w:ascii="Times New Roman" w:eastAsia="Arial" w:hAnsi="Times New Roman"/>
+          <w:i/>
+          <w:color w:val="FF0000"/>
+          <w:sz w:val="24"/>
+          <w:szCs w:val="24"/>
+        </w:rPr>
+        <w:t>го</w:t>
+      </w:r>
+      <w:proofErr w:type="spellEnd"/>
+      <w:r>
+        <w:rPr>
+          <w:rFonts w:ascii="Times New Roman" w:eastAsia="Arial" w:hAnsi="Times New Roman"/>
+          <w:i/>
+          <w:color w:val="FF0000"/>
+          <w:sz w:val="24"/>
+          <w:szCs w:val="24"/>
+        </w:rPr>
+        <w:t xml:space="preserve"> </w:t>
+      </w:r>
+      <w:proofErr w:type="spellStart"/>
+      <w:r>
+        <w:rPr>
+          <w:rFonts w:ascii="Times New Roman" w:eastAsia="Arial" w:hAnsi="Times New Roman"/>
+          <w:i/>
+          <w:color w:val="FF0000"/>
+          <w:sz w:val="24"/>
+          <w:szCs w:val="24"/>
+        </w:rPr>
+        <w:t>Вселенського</w:t>
+      </w:r>
+      <w:proofErr w:type="spellEnd"/>
+      <w:r>
+        <w:rPr>
+          <w:rFonts w:ascii="Times New Roman" w:eastAsia="Arial" w:hAnsi="Times New Roman"/>
+          <w:i/>
+          <w:color w:val="FF0000"/>
+          <w:sz w:val="24"/>
+          <w:szCs w:val="24"/>
+        </w:rPr>
+        <w:t xml:space="preserve"> </w:t>
+      </w:r>
+      <w:proofErr w:type="spellStart"/>
+      <w:r>
+        <w:rPr>
+          <w:rFonts w:ascii="Times New Roman" w:eastAsia="Arial" w:hAnsi="Times New Roman"/>
+          <w:i/>
+          <w:color w:val="FF0000"/>
+          <w:sz w:val="24"/>
+          <w:szCs w:val="24"/>
+        </w:rPr>
+        <w:t>Собору</w:t>
+      </w:r>
+      <w:proofErr w:type="spellEnd"/>
+      <w:r>
+        <w:rPr>
+          <w:rFonts w:ascii="Times New Roman" w:eastAsia="Arial" w:hAnsi="Times New Roman"/>
+          <w:i/>
+          <w:color w:val="FF0000"/>
+          <w:sz w:val="24"/>
+          <w:szCs w:val="24"/>
+        </w:rPr>
+        <w:t xml:space="preserve">. </w:t>
+      </w:r>
+      <w:proofErr w:type="spellStart"/>
+      <w:r>
+        <w:rPr>
+          <w:rFonts w:ascii="Times New Roman" w:eastAsia="Arial" w:hAnsi="Times New Roman"/>
+          <w:i/>
+          <w:color w:val="FF0000"/>
+          <w:sz w:val="24"/>
+          <w:szCs w:val="24"/>
+        </w:rPr>
+        <w:t>Глас</w:t>
+      </w:r>
+      <w:proofErr w:type="spellEnd"/>
+      <w:r>
+        <w:rPr>
+          <w:rFonts w:ascii="Times New Roman" w:eastAsia="Arial" w:hAnsi="Times New Roman"/>
+          <w:i/>
+          <w:color w:val="FF0000"/>
+          <w:sz w:val="24"/>
+          <w:szCs w:val="24"/>
+        </w:rPr>
+        <w:t xml:space="preserve"> 6. </w:t>
+      </w:r>
+      <w:proofErr w:type="spellStart"/>
+      <w:r>
+        <w:rPr>
+          <w:rFonts w:ascii="Times New Roman" w:eastAsia="Arial" w:hAnsi="Times New Roman"/>
+          <w:i/>
+          <w:color w:val="FF0000"/>
+          <w:sz w:val="24"/>
+          <w:szCs w:val="24"/>
+        </w:rPr>
+        <w:t>Єв</w:t>
+      </w:r>
+      <w:proofErr w:type="spellEnd"/>
+      <w:r>
+        <w:rPr>
+          <w:rFonts w:ascii="Times New Roman" w:eastAsia="Arial" w:hAnsi="Times New Roman"/>
+          <w:i/>
+          <w:color w:val="FF0000"/>
+          <w:sz w:val="24"/>
+          <w:szCs w:val="24"/>
+        </w:rPr>
+        <w:t>. 10.</w:t>
+      </w:r>
+      <w:r>
+        <w:rPr>
+          <w:rFonts w:ascii="Times New Roman" w:eastAsia="Arial" w:hAnsi="Times New Roman"/>
+          <w:color w:val="FF0000"/>
+          <w:sz w:val="24"/>
+          <w:szCs w:val="24"/>
+        </w:rPr>
+        <w:t xml:space="preserve"> </w:t>
+      </w:r>
+    </w:p>
+    <w:p>
+      <w:pPr>
+        <w:pBdr>
+          <w:top w:val="nil"/>
+          <w:left w:val="nil"/>
+          <w:bottom w:val="nil"/>
+          <w:right w:val="nil"/>
+          <w:between w:val="nil"/>
+        </w:pBdr>
+        <w:spacing w:after="120"/>
+        <w:rPr>
+          <w:rFonts w:ascii="Times New Roman" w:eastAsia="Arial" w:hAnsi="Times New Roman"/>
+          <w:iCs/>
+          <w:color w:val="000000"/>
+          <w:sz w:val="24"/>
+          <w:szCs w:val="24"/>
+        </w:rPr>
+      </w:pPr>
+      <w:r>
+        <w:rPr>
+          <w:rFonts w:ascii="Segoe UI Symbol" w:eastAsia="Quattrocento Sans" w:hAnsi="Segoe UI Symbol" w:cs="Segoe UI Symbol"/>
+          <w:color w:val="FF0000"/>
+          <w:sz w:val="24"/>
+          <w:szCs w:val="24"/>
+        </w:rPr>
+        <w:t>🕃</w:t>
+      </w:r>
+      <w:r>
+        <w:rPr>
+          <w:rFonts w:ascii="Times New Roman" w:eastAsia="Arial" w:hAnsi="Times New Roman"/>
+          <w:color w:val="FF0000"/>
+          <w:sz w:val="24"/>
+          <w:szCs w:val="24"/>
+        </w:rPr>
+        <w:t xml:space="preserve"> </w:t>
+      </w:r>
+      <w:proofErr w:type="spellStart"/>
+      <w:r>
+        <w:rPr>
+          <w:rFonts w:ascii="Times New Roman" w:eastAsia="Arial" w:hAnsi="Times New Roman"/>
+          <w:color w:val="FF0000"/>
+          <w:sz w:val="24"/>
+          <w:szCs w:val="24"/>
+        </w:rPr>
+        <w:t>Прп</w:t>
+      </w:r>
+      <w:proofErr w:type="spellEnd"/>
+      <w:r>
+        <w:rPr>
+          <w:rFonts w:ascii="Times New Roman" w:eastAsia="Arial" w:hAnsi="Times New Roman"/>
+          <w:color w:val="FF0000"/>
+          <w:sz w:val="24"/>
+          <w:szCs w:val="24"/>
+        </w:rPr>
+        <w:t xml:space="preserve">. </w:t>
+      </w:r>
+      <w:proofErr w:type="spellStart"/>
+      <w:r>
+        <w:rPr>
+          <w:rFonts w:ascii="Times New Roman" w:eastAsia="Arial" w:hAnsi="Times New Roman"/>
+          <w:color w:val="FF0000"/>
+          <w:sz w:val="24"/>
+          <w:szCs w:val="24"/>
+        </w:rPr>
+        <w:t>Пахомія</w:t>
+      </w:r>
+      <w:proofErr w:type="spellEnd"/>
+      <w:r>
+        <w:rPr>
+          <w:rFonts w:ascii="Times New Roman" w:eastAsia="Arial" w:hAnsi="Times New Roman"/>
+          <w:color w:val="FF0000"/>
+          <w:sz w:val="24"/>
+          <w:szCs w:val="24"/>
+        </w:rPr>
+        <w:t xml:space="preserve"> </w:t>
+      </w:r>
+      <w:proofErr w:type="spellStart"/>
+      <w:r>
+        <w:rPr>
+          <w:rFonts w:ascii="Times New Roman" w:eastAsia="Arial" w:hAnsi="Times New Roman"/>
+          <w:color w:val="FF0000"/>
+          <w:sz w:val="24"/>
+          <w:szCs w:val="24"/>
+        </w:rPr>
+        <w:t>Великого</w:t>
+      </w:r>
+      <w:proofErr w:type="spellEnd"/>
+      <w:r>
+        <w:rPr>
+          <w:rFonts w:ascii="Times New Roman" w:eastAsia="Arial" w:hAnsi="Times New Roman"/>
+          <w:color w:val="FF0000"/>
+          <w:sz w:val="24"/>
+          <w:szCs w:val="24"/>
+        </w:rPr>
+        <w:t>.</w:t>
+      </w:r>
+      <w:r>
+        <w:rPr>
+          <w:rFonts w:ascii="Times New Roman" w:eastAsia="Arial" w:hAnsi="Times New Roman"/>
+          <w:color w:val="FF0000"/>
+          <w:sz w:val="24"/>
+          <w:szCs w:val="24"/>
+        </w:rPr>
+        <w:br/>
+      </w:r>
+    </w:p>
+    <w:p>
+      <w:pPr>
+        <w:spacing w:after="120"/>
+        <w:rPr>
+          <w:rFonts w:ascii="Times New Roman" w:hAnsi="Times New Roman"/>
+          <w:sz w:val="24"/>
+          <w:szCs w:val="24"/>
+          <w:lang w:val="uk-UA"/>
+        </w:rPr>
+      </w:pPr>
     </w:p>
     <w:p>
       <w:pPr>
@@ -368,8 +754,10 @@
         <w:rPr>
           <w:rFonts w:ascii="Times New Roman" w:hAnsi="Times New Roman"/>
           <w:i/>
-          <w:color w:val="FF4400"/>
-          <w:sz w:val="24"/>
+          <w:color w:val="FF0000"/>
+          <w:sz w:val="24"/>
+          <w:szCs w:val="24"/>
+          <w:lang w:val="uk-UA"/>
         </w:rPr>
         <w:t>Священик:</w:t>
       </w:r>
@@ -377,8 +765,28 @@
         <w:rPr>
           <w:rFonts w:ascii="Times New Roman" w:hAnsi="Times New Roman"/>
           <w:sz w:val="24"/>
-        </w:rPr>
-        <w:t xml:space="preserve"> Бо твоє є царство, і сила, і слава, Отця, і Сина, і Святого Духа, нині і повсякчас, і на віки віків.</w:t>
+          <w:szCs w:val="24"/>
+          <w:lang w:val="uk-UA"/>
+        </w:rPr>
+        <w:t xml:space="preserve"> Бо твоє є царство, і сила, і слава, Отця, і Сина, і Святого Духа, нині і повсякчас, і на </w:t>
+      </w:r>
+      <w:r>
+        <w:rPr>
+          <w:rFonts w:ascii="Times New Roman" w:hAnsi="Times New Roman"/>
+          <w:sz w:val="24"/>
+          <w:szCs w:val="24"/>
+          <w:lang w:val="uk-UA"/>
+        </w:rPr>
+        <w:t>віки віків</w:t>
+      </w:r>
+      <w:r>
+        <w:rPr>
+          <w:rFonts w:ascii="Times New Roman" w:hAnsi="Times New Roman"/>
+          <w:sz w:val="24"/>
+          <w:szCs w:val="24"/>
+          <w:lang w:val="uk-UA"/>
+        </w:rPr>
+        <w:t>.</w:t>
       </w:r>
     </w:p>
     <w:p>
@@ -3180,8 +3588,10 @@
         <w:rPr>
           <w:rFonts w:ascii="Times New Roman" w:hAnsi="Times New Roman"/>
           <w:i/>
-          <w:color w:val="FF4400"/>
-          <w:sz w:val="24"/>
+          <w:color w:val="FF0000"/>
+          <w:sz w:val="24"/>
+          <w:szCs w:val="24"/>
+          <w:lang w:val="uk-UA"/>
         </w:rPr>
         <w:t>Священик:</w:t>
       </w:r>
@@ -3189,8 +3599,28 @@
         <w:rPr>
           <w:rFonts w:ascii="Times New Roman" w:hAnsi="Times New Roman"/>
           <w:sz w:val="24"/>
-        </w:rPr>
-        <w:t xml:space="preserve"> Бо тобі належить усяка слава, честь і поклоніння, Отцю, і Сину, і Святому Духові, нині і повсякчас, і на віки віків.</w:t>
+          <w:szCs w:val="24"/>
+          <w:lang w:val="uk-UA"/>
+        </w:rPr>
+        <w:t xml:space="preserve"> Бо тобі належить усяка слава, честь і поклоніння, Отцю, і Сину, і Святому Духові, нині і повсякчас, і на </w:t>
+      </w:r>
+      <w:r>
+        <w:rPr>
+          <w:rFonts w:ascii="Times New Roman" w:hAnsi="Times New Roman"/>
+          <w:sz w:val="24"/>
+          <w:szCs w:val="24"/>
+          <w:lang w:val="uk-UA"/>
+        </w:rPr>
+        <w:t>віки віків</w:t>
+      </w:r>
+      <w:r>
+        <w:rPr>
+          <w:rFonts w:ascii="Times New Roman" w:hAnsi="Times New Roman"/>
+          <w:sz w:val="24"/>
+          <w:szCs w:val="24"/>
+          <w:lang w:val="uk-UA"/>
+        </w:rPr>
+        <w:t>.</w:t>
       </w:r>
     </w:p>
     <w:bookmarkEnd w:id="0"/>
@@ -4205,17 +4635,49 @@
         <w:rPr>
           <w:rFonts w:ascii="Times New Roman" w:hAnsi="Times New Roman"/>
           <w:i/>
-          <w:color w:val="FF4400"/>
-          <w:sz w:val="24"/>
+          <w:color w:val="FF0000"/>
+          <w:sz w:val="24"/>
+          <w:szCs w:val="24"/>
+          <w:lang w:val="uk-UA"/>
         </w:rPr>
         <w:t>Священик:</w:t>
       </w:r>
       <w:r>
         <w:rPr>
           <w:rFonts w:ascii="Times New Roman" w:hAnsi="Times New Roman"/>
-          <w:sz w:val="24"/>
-        </w:rPr>
-        <w:t xml:space="preserve"> Бо твоя є влада і твоє царство, і сила, і слава, Отця, і Сина, і Святого Духа, нині і повсякчас, і на віки віків.</w:t>
+          <w:color w:val="FF0000"/>
+          <w:sz w:val="24"/>
+          <w:szCs w:val="24"/>
+          <w:lang w:val="uk-UA"/>
+        </w:rPr>
+        <w:t xml:space="preserve"> </w:t>
+      </w:r>
+      <w:r>
+        <w:rPr>
+          <w:rFonts w:ascii="Times New Roman" w:hAnsi="Times New Roman"/>
+          <w:sz w:val="24"/>
+          <w:szCs w:val="24"/>
+          <w:lang w:val="uk-UA"/>
+        </w:rPr>
+        <w:t xml:space="preserve">Бо твоя є влада і твоє царство, і сила, і слава, Отця, і Сина, і Святого Духа, нині і повсякчас, і на </w:t>
+      </w:r>
+      <w:r>
+        <w:rPr>
+          <w:rFonts w:ascii="Times New Roman" w:hAnsi="Times New Roman"/>
+          <w:sz w:val="24"/>
+          <w:szCs w:val="24"/>
+          <w:lang w:val="uk-UA"/>
+        </w:rPr>
+        <w:t>віки віків</w:t>
+      </w:r>
+      <w:r>
+        <w:rPr>
+          <w:rFonts w:ascii="Times New Roman" w:hAnsi="Times New Roman"/>
+          <w:sz w:val="24"/>
+          <w:szCs w:val="24"/>
+          <w:lang w:val="uk-UA"/>
+        </w:rPr>
+        <w:t>.</w:t>
       </w:r>
     </w:p>
     <w:p>
@@ -6820,17 +7282,31 @@
         <w:rPr>
           <w:rFonts w:ascii="Times New Roman" w:hAnsi="Times New Roman"/>
           <w:i/>
-          <w:color w:val="FF4400"/>
-          <w:sz w:val="24"/>
+          <w:color w:val="FF0000"/>
+          <w:sz w:val="24"/>
+          <w:szCs w:val="24"/>
+          <w:lang w:val="uk-UA"/>
         </w:rPr>
         <w:t>Священик:</w:t>
       </w:r>
       <w:r>
         <w:rPr>
           <w:rFonts w:ascii="Times New Roman" w:hAnsi="Times New Roman"/>
-          <w:sz w:val="24"/>
-        </w:rPr>
-        <w:t xml:space="preserve"> Мир всім.</w:t>
+          <w:color w:val="FF0000"/>
+          <w:sz w:val="24"/>
+          <w:szCs w:val="24"/>
+          <w:lang w:val="uk-UA"/>
+        </w:rPr>
+        <w:t xml:space="preserve"> </w:t>
+      </w:r>
+      <w:r>
+        <w:rPr>
+          <w:rFonts w:ascii="Times New Roman" w:hAnsi="Times New Roman"/>
+          <w:sz w:val="24"/>
+          <w:szCs w:val="24"/>
+          <w:lang w:val="uk-UA"/>
+        </w:rPr>
+        <w:t>Мир всім.</w:t>
       </w:r>
     </w:p>
     <w:p>
@@ -8856,8 +9332,10 @@
         <w:rPr>
           <w:rFonts w:ascii="Times New Roman" w:hAnsi="Times New Roman"/>
           <w:i/>
-          <w:color w:val="FF4400"/>
-          <w:sz w:val="24"/>
+          <w:color w:val="FF0000"/>
+          <w:sz w:val="24"/>
+          <w:szCs w:val="24"/>
+          <w:lang w:val="uk-UA"/>
         </w:rPr>
         <w:t>Священик:</w:t>
       </w:r>
@@ -8865,8 +9343,28 @@
         <w:rPr>
           <w:rFonts w:ascii="Times New Roman" w:hAnsi="Times New Roman"/>
           <w:sz w:val="24"/>
-        </w:rPr>
-        <w:t xml:space="preserve"> Бо милостивий і чоловіколюбець Бог єси, і тобі славу возсилаємо: Отцю, і Сину, і Святому Духові, нині і повсякчас, і на віки віків.</w:t>
+          <w:szCs w:val="24"/>
+          <w:lang w:val="uk-UA"/>
+        </w:rPr>
+        <w:t xml:space="preserve"> Бо милостивий і чоловіколюбець Бог єси, і тобі славу возсилаємо: Отцю, і Сину, і Святому Духові, нині і повсякчас, і на </w:t>
+      </w:r>
+      <w:r>
+        <w:rPr>
+          <w:rFonts w:ascii="Times New Roman" w:hAnsi="Times New Roman"/>
+          <w:sz w:val="24"/>
+          <w:szCs w:val="24"/>
+          <w:lang w:val="uk-UA"/>
+        </w:rPr>
+        <w:t>віки віків</w:t>
+      </w:r>
+      <w:r>
+        <w:rPr>
+          <w:rFonts w:ascii="Times New Roman" w:hAnsi="Times New Roman"/>
+          <w:sz w:val="24"/>
+          <w:szCs w:val="24"/>
+          <w:lang w:val="uk-UA"/>
+        </w:rPr>
+        <w:t>.</w:t>
       </w:r>
     </w:p>
     <w:bookmarkEnd w:id="1"/>
@@ -9970,17 +10468,109 @@
         <w:rPr>
           <w:rFonts w:ascii="Times New Roman" w:hAnsi="Times New Roman"/>
           <w:i/>
-          <w:color w:val="FF4400"/>
-          <w:sz w:val="24"/>
+          <w:color w:val="FF0000"/>
+          <w:sz w:val="24"/>
+          <w:szCs w:val="24"/>
+          <w:lang w:val="uk-UA"/>
         </w:rPr>
         <w:t>Священик:</w:t>
       </w:r>
       <w:r>
         <w:rPr>
           <w:rFonts w:ascii="Times New Roman" w:hAnsi="Times New Roman"/>
-          <w:sz w:val="24"/>
-        </w:rPr>
-        <w:t xml:space="preserve"> Бо ти Бог милости, ласк і чоловіколюбности, і тобі славу віддаємо: Отцю, і Сину, і Святому Духові, нині і повсякчас, і на віки віків.</w:t>
+          <w:color w:val="FF0000"/>
+          <w:sz w:val="24"/>
+          <w:szCs w:val="24"/>
+          <w:lang w:val="uk-UA"/>
+        </w:rPr>
+        <w:t xml:space="preserve"> </w:t>
+      </w:r>
+      <w:r>
+        <w:rPr>
+          <w:rFonts w:ascii="Times New Roman" w:hAnsi="Times New Roman"/>
+          <w:sz w:val="24"/>
+          <w:szCs w:val="24"/>
+          <w:lang w:val="uk-UA"/>
+        </w:rPr>
+        <w:t xml:space="preserve">Бо ти Бог </w:t>
+      </w:r>
+      <w:proofErr w:type="spellStart"/>
+      <w:r>
+        <w:rPr>
+          <w:rFonts w:ascii="Times New Roman" w:hAnsi="Times New Roman"/>
+          <w:sz w:val="24"/>
+          <w:szCs w:val="24"/>
+          <w:lang w:val="uk-UA"/>
+        </w:rPr>
+        <w:t>милости</w:t>
+      </w:r>
+      <w:proofErr w:type="spellEnd"/>
+      <w:r>
+        <w:rPr>
+          <w:rFonts w:ascii="Times New Roman" w:hAnsi="Times New Roman"/>
+          <w:sz w:val="24"/>
+          <w:szCs w:val="24"/>
+          <w:lang w:val="uk-UA"/>
+        </w:rPr>
+        <w:t xml:space="preserve">, </w:t>
+      </w:r>
+      <w:proofErr w:type="spellStart"/>
+      <w:r>
+        <w:rPr>
+          <w:rFonts w:ascii="Times New Roman" w:hAnsi="Times New Roman"/>
+          <w:sz w:val="24"/>
+          <w:szCs w:val="24"/>
+          <w:lang w:val="uk-UA"/>
+        </w:rPr>
+        <w:t>ласк</w:t>
+      </w:r>
+      <w:proofErr w:type="spellEnd"/>
+      <w:r>
+        <w:rPr>
+          <w:rFonts w:ascii="Times New Roman" w:hAnsi="Times New Roman"/>
+          <w:sz w:val="24"/>
+          <w:szCs w:val="24"/>
+          <w:lang w:val="uk-UA"/>
+        </w:rPr>
+        <w:t xml:space="preserve"> і </w:t>
+      </w:r>
+      <w:proofErr w:type="spellStart"/>
+      <w:r>
+        <w:rPr>
+          <w:rFonts w:ascii="Times New Roman" w:hAnsi="Times New Roman"/>
+          <w:sz w:val="24"/>
+          <w:szCs w:val="24"/>
+          <w:lang w:val="uk-UA"/>
+        </w:rPr>
+        <w:t>чоловіколюбности</w:t>
+      </w:r>
+      <w:proofErr w:type="spellEnd"/>
+      <w:r>
+        <w:rPr>
+          <w:rFonts w:ascii="Times New Roman" w:hAnsi="Times New Roman"/>
+          <w:sz w:val="24"/>
+          <w:szCs w:val="24"/>
+          <w:lang w:val="uk-UA"/>
+        </w:rPr>
+        <w:t xml:space="preserve">, і тобі славу віддаємо: Отцю, і Сину, і Святому Духові, нині і повсякчас, і на </w:t>
+      </w:r>
+      <w:r>
+        <w:rPr>
+          <w:rFonts w:ascii="Times New Roman" w:hAnsi="Times New Roman"/>
+          <w:sz w:val="24"/>
+          <w:szCs w:val="24"/>
+          <w:lang w:val="uk-UA"/>
+        </w:rPr>
+        <w:t>віки віків</w:t>
+      </w:r>
+      <w:r>
+        <w:rPr>
+          <w:rFonts w:ascii="Times New Roman" w:hAnsi="Times New Roman"/>
+          <w:sz w:val="24"/>
+          <w:szCs w:val="24"/>
+          <w:lang w:val="uk-UA"/>
+        </w:rPr>
+        <w:t>.</w:t>
       </w:r>
     </w:p>
     <w:bookmarkEnd w:id="2"/>
@@ -10041,17 +10631,31 @@
         <w:rPr>
           <w:rFonts w:ascii="Times New Roman" w:hAnsi="Times New Roman"/>
           <w:i/>
-          <w:color w:val="FF4400"/>
-          <w:sz w:val="24"/>
+          <w:color w:val="FF0000"/>
+          <w:sz w:val="24"/>
+          <w:szCs w:val="24"/>
+          <w:lang w:val="uk-UA"/>
         </w:rPr>
         <w:t>Священик:</w:t>
       </w:r>
       <w:r>
         <w:rPr>
           <w:rFonts w:ascii="Times New Roman" w:hAnsi="Times New Roman"/>
-          <w:sz w:val="24"/>
-        </w:rPr>
-        <w:t xml:space="preserve"> Мир всім.</w:t>
+          <w:color w:val="FF0000"/>
+          <w:sz w:val="24"/>
+          <w:szCs w:val="24"/>
+          <w:lang w:val="uk-UA"/>
+        </w:rPr>
+        <w:t xml:space="preserve"> </w:t>
+      </w:r>
+      <w:r>
+        <w:rPr>
+          <w:rFonts w:ascii="Times New Roman" w:hAnsi="Times New Roman"/>
+          <w:sz w:val="24"/>
+          <w:szCs w:val="24"/>
+          <w:lang w:val="uk-UA"/>
+        </w:rPr>
+        <w:t>Мир всім.</w:t>
       </w:r>
     </w:p>
     <w:p>
@@ -10215,17 +10819,49 @@
         <w:rPr>
           <w:rFonts w:ascii="Times New Roman" w:hAnsi="Times New Roman"/>
           <w:i/>
-          <w:color w:val="FF4400"/>
-          <w:sz w:val="24"/>
+          <w:color w:val="FF0000"/>
+          <w:sz w:val="24"/>
+          <w:szCs w:val="24"/>
+          <w:lang w:val="uk-UA"/>
         </w:rPr>
         <w:t>Священик:</w:t>
       </w:r>
       <w:r>
         <w:rPr>
           <w:rFonts w:ascii="Times New Roman" w:hAnsi="Times New Roman"/>
-          <w:sz w:val="24"/>
-        </w:rPr>
-        <w:t xml:space="preserve"> Нехай буде влада царства твого благословенна і дуже прославлена: Отця, і Сина, і Святого Духа, нині і повсякчас, і на віки віків.</w:t>
+          <w:color w:val="FF0000"/>
+          <w:sz w:val="24"/>
+          <w:szCs w:val="24"/>
+          <w:lang w:val="uk-UA"/>
+        </w:rPr>
+        <w:t xml:space="preserve"> </w:t>
+      </w:r>
+      <w:r>
+        <w:rPr>
+          <w:rFonts w:ascii="Times New Roman" w:hAnsi="Times New Roman"/>
+          <w:sz w:val="24"/>
+          <w:szCs w:val="24"/>
+          <w:lang w:val="uk-UA"/>
+        </w:rPr>
+        <w:t xml:space="preserve">Нехай буде влада царства твого благословенна і дуже прославлена: Отця, і Сина, і Святого Духа, нині і повсякчас, і на </w:t>
+      </w:r>
+      <w:r>
+        <w:rPr>
+          <w:rFonts w:ascii="Times New Roman" w:hAnsi="Times New Roman"/>
+          <w:sz w:val="24"/>
+          <w:szCs w:val="24"/>
+          <w:lang w:val="uk-UA"/>
+        </w:rPr>
+        <w:t>віки віків</w:t>
+      </w:r>
+      <w:r>
+        <w:rPr>
+          <w:rFonts w:ascii="Times New Roman" w:hAnsi="Times New Roman"/>
+          <w:sz w:val="24"/>
+          <w:szCs w:val="24"/>
+          <w:lang w:val="uk-UA"/>
+        </w:rPr>
+        <w:t>.</w:t>
       </w:r>
     </w:p>
     <w:p>
@@ -11168,8 +11804,10 @@
         <w:rPr>
           <w:rFonts w:ascii="Times New Roman" w:hAnsi="Times New Roman"/>
           <w:i/>
-          <w:color w:val="FF4400"/>
-          <w:sz w:val="24"/>
+          <w:color w:val="FF0000"/>
+          <w:sz w:val="24"/>
+          <w:szCs w:val="24"/>
+          <w:lang w:val="uk-UA"/>
         </w:rPr>
         <w:t>Священик:</w:t>
       </w:r>
@@ -11177,8 +11815,28 @@
         <w:rPr>
           <w:rFonts w:ascii="Times New Roman" w:hAnsi="Times New Roman"/>
           <w:sz w:val="24"/>
-        </w:rPr>
-        <w:t xml:space="preserve"> Бо твоє є царство, і сила, і слава, Отця, і Сина, і Святого Духа, нині і повсякчас, і на віки віків.</w:t>
+          <w:szCs w:val="24"/>
+          <w:lang w:val="uk-UA"/>
+        </w:rPr>
+        <w:t xml:space="preserve"> Бо твоє є царство, і сила, і слава, Отця, і Сина, і Святого Духа, нині і повсякчас, і на </w:t>
+      </w:r>
+      <w:r>
+        <w:rPr>
+          <w:rFonts w:ascii="Times New Roman" w:hAnsi="Times New Roman"/>
+          <w:sz w:val="24"/>
+          <w:szCs w:val="24"/>
+          <w:lang w:val="uk-UA"/>
+        </w:rPr>
+        <w:t>віки віків</w:t>
+      </w:r>
+      <w:r>
+        <w:rPr>
+          <w:rFonts w:ascii="Times New Roman" w:hAnsi="Times New Roman"/>
+          <w:sz w:val="24"/>
+          <w:szCs w:val="24"/>
+          <w:lang w:val="uk-UA"/>
+        </w:rPr>
+        <w:t>.</w:t>
       </w:r>
     </w:p>
     <w:p>
@@ -11781,17 +12439,49 @@
         <w:rPr>
           <w:rFonts w:ascii="Times New Roman" w:hAnsi="Times New Roman"/>
           <w:i/>
-          <w:color w:val="FF4400"/>
-          <w:sz w:val="24"/>
+          <w:color w:val="FF0000"/>
+          <w:sz w:val="24"/>
+          <w:szCs w:val="24"/>
+          <w:lang w:val="uk-UA"/>
         </w:rPr>
         <w:t>Священик:</w:t>
       </w:r>
       <w:r>
         <w:rPr>
           <w:rFonts w:ascii="Times New Roman" w:hAnsi="Times New Roman"/>
-          <w:sz w:val="24"/>
-        </w:rPr>
-        <w:t xml:space="preserve"> Благословенний Христос, Бог наш, завжди, нині і повсякчас, і на віки віків.</w:t>
+          <w:color w:val="FF0000"/>
+          <w:sz w:val="24"/>
+          <w:szCs w:val="24"/>
+          <w:lang w:val="uk-UA"/>
+        </w:rPr>
+        <w:t xml:space="preserve"> </w:t>
+      </w:r>
+      <w:r>
+        <w:rPr>
+          <w:rFonts w:ascii="Times New Roman" w:hAnsi="Times New Roman"/>
+          <w:sz w:val="24"/>
+          <w:szCs w:val="24"/>
+          <w:lang w:val="uk-UA"/>
+        </w:rPr>
+        <w:t xml:space="preserve">Благословенний Христос, Бог наш, завжди, нині і повсякчас, і на </w:t>
+      </w:r>
+      <w:r>
+        <w:rPr>
+          <w:rFonts w:ascii="Times New Roman" w:hAnsi="Times New Roman"/>
+          <w:sz w:val="24"/>
+          <w:szCs w:val="24"/>
+          <w:lang w:val="uk-UA"/>
+        </w:rPr>
+        <w:t>віки віків</w:t>
+      </w:r>
+      <w:r>
+        <w:rPr>
+          <w:rFonts w:ascii="Times New Roman" w:hAnsi="Times New Roman"/>
+          <w:sz w:val="24"/>
+          <w:szCs w:val="24"/>
+          <w:lang w:val="uk-UA"/>
+        </w:rPr>
+        <w:t>.</w:t>
       </w:r>
     </w:p>
     <w:p>
@@ -11869,17 +12559,31 @@
         <w:rPr>
           <w:rFonts w:ascii="Times New Roman" w:hAnsi="Times New Roman"/>
           <w:i/>
-          <w:color w:val="FF4400"/>
-          <w:sz w:val="24"/>
+          <w:color w:val="FF0000"/>
+          <w:sz w:val="24"/>
+          <w:szCs w:val="24"/>
+          <w:lang w:val="uk-UA"/>
         </w:rPr>
         <w:t>Священик:</w:t>
       </w:r>
       <w:r>
         <w:rPr>
           <w:rFonts w:ascii="Times New Roman" w:hAnsi="Times New Roman"/>
-          <w:sz w:val="24"/>
-        </w:rPr>
-        <w:t xml:space="preserve"> Пресвята Богородице, спаси нас.</w:t>
+          <w:color w:val="FF0000"/>
+          <w:sz w:val="24"/>
+          <w:szCs w:val="24"/>
+          <w:lang w:val="uk-UA"/>
+        </w:rPr>
+        <w:t xml:space="preserve"> </w:t>
+      </w:r>
+      <w:r>
+        <w:rPr>
+          <w:rFonts w:ascii="Times New Roman" w:hAnsi="Times New Roman"/>
+          <w:sz w:val="24"/>
+          <w:szCs w:val="24"/>
+          <w:lang w:val="uk-UA"/>
+        </w:rPr>
+        <w:t>Пресвята Богородице, спаси нас.</w:t>
       </w:r>
     </w:p>
     <w:p>
@@ -11929,17 +12633,31 @@
         <w:rPr>
           <w:rFonts w:ascii="Times New Roman" w:hAnsi="Times New Roman"/>
           <w:i/>
-          <w:color w:val="FF4400"/>
-          <w:sz w:val="24"/>
+          <w:color w:val="FF0000"/>
+          <w:sz w:val="24"/>
+          <w:szCs w:val="24"/>
+          <w:lang w:val="uk-UA"/>
         </w:rPr>
         <w:t>Священик:</w:t>
       </w:r>
       <w:r>
         <w:rPr>
           <w:rFonts w:ascii="Times New Roman" w:hAnsi="Times New Roman"/>
-          <w:sz w:val="24"/>
-        </w:rPr>
-        <w:t xml:space="preserve"> Слава тобі, Христе Боже, надіє наша, слава тобі!</w:t>
+          <w:color w:val="FF0000"/>
+          <w:sz w:val="24"/>
+          <w:szCs w:val="24"/>
+          <w:lang w:val="uk-UA"/>
+        </w:rPr>
+        <w:t xml:space="preserve"> </w:t>
+      </w:r>
+      <w:r>
+        <w:rPr>
+          <w:rFonts w:ascii="Times New Roman" w:hAnsi="Times New Roman"/>
+          <w:sz w:val="24"/>
+          <w:szCs w:val="24"/>
+          <w:lang w:val="uk-UA"/>
+        </w:rPr>
+        <w:t>Слава тобі, Христе Боже, надіє наша, слава тобі!</w:t>
       </w:r>
     </w:p>
     <w:p>
@@ -12023,12 +12741,24 @@
       </w:r>
     </w:p>
     <w:p>
-      <w:r>
-        <w:rPr>
-          <w:rFonts w:ascii="Times New Roman" w:hAnsi="Times New Roman"/>
-          <w:i/>
-          <w:color w:val="FF4400"/>
-          <w:sz w:val="24"/>
+      <w:pPr>
+        <w:spacing w:after="120"/>
+        <w:jc w:val="both"/>
+        <w:rPr>
+          <w:rFonts w:ascii="Times New Roman" w:hAnsi="Times New Roman"/>
+          <w:sz w:val="24"/>
+          <w:szCs w:val="24"/>
+          <w:lang w:val="uk-UA"/>
+        </w:rPr>
+      </w:pPr>
+      <w:r>
+        <w:rPr>
+          <w:rFonts w:ascii="Times New Roman" w:hAnsi="Times New Roman"/>
+          <w:i/>
+          <w:color w:val="FF0000"/>
+          <w:sz w:val="24"/>
+          <w:szCs w:val="24"/>
+          <w:lang w:val="uk-UA"/>
         </w:rPr>
         <w:t>Священик:</w:t>
       </w:r>
@@ -12036,24 +12766,68 @@
         <w:rPr>
           <w:rFonts w:ascii="Times New Roman" w:hAnsi="Times New Roman"/>
           <w:sz w:val="24"/>
-        </w:rPr>
-        <w:t xml:space="preserve"> Христос, що воскрес із мертвих, істинний Бог наш - молитвами пречистої Своєї Матері, святих славних і всехвальних апостолів, святого, </w:t>
-      </w:r>
-      <w:r>
-        <w:rPr>
-          <w:rFonts w:ascii="Times New Roman" w:hAnsi="Times New Roman"/>
-          <w:i/>
-          <w:color w:val="FF4400"/>
-          <w:sz w:val="24"/>
-        </w:rPr>
-        <w:t>якого є храм</w:t>
-      </w:r>
-      <w:r>
-        <w:rPr>
-          <w:rFonts w:ascii="Times New Roman" w:hAnsi="Times New Roman"/>
-          <w:sz w:val="24"/>
-        </w:rPr>
-        <w:t>, святого отця нашого і чудотворця Тихона Аматунтського і всіх святих - помилує і спасе нас як благий і людинолюбний.</w:t>
+          <w:szCs w:val="24"/>
+          <w:lang w:val="uk-UA"/>
+        </w:rPr>
+        <w:t xml:space="preserve"> Христос, що воскрес із мертвих, істинний Бог наш, молитвами пречистої своєї Матері, святих, славних і </w:t>
+      </w:r>
+      <w:proofErr w:type="spellStart"/>
+      <w:r>
+        <w:rPr>
+          <w:rFonts w:ascii="Times New Roman" w:hAnsi="Times New Roman"/>
+          <w:sz w:val="24"/>
+          <w:szCs w:val="24"/>
+          <w:lang w:val="uk-UA"/>
+        </w:rPr>
+        <w:t>всехвальних</w:t>
+      </w:r>
+      <w:proofErr w:type="spellEnd"/>
+      <w:r>
+        <w:rPr>
+          <w:rFonts w:ascii="Times New Roman" w:hAnsi="Times New Roman"/>
+          <w:sz w:val="24"/>
+          <w:szCs w:val="24"/>
+          <w:lang w:val="uk-UA"/>
+        </w:rPr>
+        <w:t xml:space="preserve"> апостолів, і святого </w:t>
+      </w:r>
+      <w:r>
+        <w:rPr>
+          <w:rFonts w:ascii="Times New Roman" w:hAnsi="Times New Roman"/>
+          <w:i/>
+          <w:color w:val="FF0000"/>
+          <w:sz w:val="24"/>
+          <w:szCs w:val="24"/>
+          <w:lang w:val="uk-UA"/>
+        </w:rPr>
+        <w:t>(ім'я, якого є храм)</w:t>
+      </w:r>
+      <w:r>
+        <w:rPr>
+          <w:rFonts w:ascii="Times New Roman" w:hAnsi="Times New Roman"/>
+          <w:sz w:val="24"/>
+          <w:szCs w:val="24"/>
+          <w:lang w:val="uk-UA"/>
+        </w:rPr>
+        <w:t xml:space="preserve">, і святих отців </w:t>
+      </w:r>
+      <w:r>
+        <w:rPr>
+          <w:rFonts w:ascii="Times New Roman" w:hAnsi="Times New Roman"/>
+          <w:sz w:val="24"/>
+          <w:szCs w:val="24"/>
+          <w:lang w:val="uk-UA"/>
+        </w:rPr>
+        <w:t>І</w:t>
+      </w:r>
+      <w:r>
+        <w:rPr>
+          <w:rFonts w:ascii="Times New Roman" w:hAnsi="Times New Roman"/>
+          <w:sz w:val="24"/>
+          <w:szCs w:val="24"/>
+          <w:lang w:val="uk-UA"/>
+        </w:rPr>
+        <w:t>-го Вселенського Собору, і всіх святих, помилує і спасе нас, як благий і чоловіколюбець.</w:t>
       </w:r>
     </w:p>
     <w:p>
@@ -12234,17 +13008,87 @@
         <w:rPr>
           <w:rFonts w:ascii="Times New Roman" w:hAnsi="Times New Roman"/>
           <w:i/>
-          <w:color w:val="FF4400"/>
-          <w:sz w:val="24"/>
-        </w:rPr>
-        <w:t>Священик:</w:t>
-      </w:r>
-      <w:r>
-        <w:rPr>
-          <w:rFonts w:ascii="Times New Roman" w:hAnsi="Times New Roman"/>
-          <w:sz w:val="24"/>
-        </w:rPr>
-        <w:t xml:space="preserve"> Слава святій, одноістотній, животворящій і нероздільній Тройці, завжди, нині і повсякчас, і на віки віків.</w:t>
+          <w:color w:val="FF0000"/>
+          <w:sz w:val="24"/>
+          <w:szCs w:val="24"/>
+          <w:lang w:val="uk-UA"/>
+        </w:rPr>
+        <w:t>Священик</w:t>
+      </w:r>
+      <w:r>
+        <w:rPr>
+          <w:rFonts w:ascii="Times New Roman" w:hAnsi="Times New Roman"/>
+          <w:color w:val="FF0000"/>
+          <w:sz w:val="24"/>
+          <w:szCs w:val="24"/>
+          <w:lang w:val="uk-UA"/>
+        </w:rPr>
+        <w:t xml:space="preserve">: </w:t>
+      </w:r>
+      <w:r>
+        <w:rPr>
+          <w:rFonts w:ascii="Times New Roman" w:hAnsi="Times New Roman"/>
+          <w:sz w:val="24"/>
+          <w:szCs w:val="24"/>
+          <w:lang w:val="uk-UA"/>
+        </w:rPr>
+        <w:t xml:space="preserve">Слава святій, </w:t>
+      </w:r>
+      <w:proofErr w:type="spellStart"/>
+      <w:r>
+        <w:rPr>
+          <w:rFonts w:ascii="Times New Roman" w:hAnsi="Times New Roman"/>
+          <w:sz w:val="24"/>
+          <w:szCs w:val="24"/>
+          <w:lang w:val="uk-UA"/>
+        </w:rPr>
+        <w:t>одноістотній</w:t>
+      </w:r>
+      <w:proofErr w:type="spellEnd"/>
+      <w:r>
+        <w:rPr>
+          <w:rFonts w:ascii="Times New Roman" w:hAnsi="Times New Roman"/>
+          <w:sz w:val="24"/>
+          <w:szCs w:val="24"/>
+          <w:lang w:val="uk-UA"/>
+        </w:rPr>
+        <w:t xml:space="preserve">, </w:t>
+      </w:r>
+      <w:r>
+        <w:rPr>
+          <w:rFonts w:ascii="Times New Roman" w:hAnsi="Times New Roman"/>
+          <w:sz w:val="24"/>
+          <w:szCs w:val="24"/>
+          <w:lang w:val="uk-UA"/>
+        </w:rPr>
+        <w:t>животворящ</w:t>
+      </w:r>
+      <w:r>
+        <w:rPr>
+          <w:rFonts w:ascii="Times New Roman" w:hAnsi="Times New Roman"/>
+          <w:sz w:val="24"/>
+          <w:szCs w:val="24"/>
+          <w:lang w:val="uk-UA"/>
+        </w:rPr>
+        <w:t xml:space="preserve">ій і нероздільній Тройці, завжди, нині і повсякчас, і на </w:t>
+      </w:r>
+      <w:r>
+        <w:rPr>
+          <w:rFonts w:ascii="Times New Roman" w:hAnsi="Times New Roman"/>
+          <w:sz w:val="24"/>
+          <w:szCs w:val="24"/>
+          <w:lang w:val="uk-UA"/>
+        </w:rPr>
+        <w:t>віки віків</w:t>
+      </w:r>
+      <w:r>
+        <w:rPr>
+          <w:rFonts w:ascii="Times New Roman" w:hAnsi="Times New Roman"/>
+          <w:sz w:val="24"/>
+          <w:szCs w:val="24"/>
+          <w:lang w:val="uk-UA"/>
+        </w:rPr>
+        <w:t>.</w:t>
       </w:r>
     </w:p>
     <w:p>
@@ -17255,8 +18099,10 @@
         <w:rPr>
           <w:rFonts w:ascii="Times New Roman" w:hAnsi="Times New Roman"/>
           <w:i/>
-          <w:color w:val="FF4400"/>
-          <w:sz w:val="24"/>
+          <w:color w:val="FF0000"/>
+          <w:sz w:val="24"/>
+          <w:szCs w:val="24"/>
+          <w:lang w:val="uk-UA"/>
         </w:rPr>
         <w:t>Священик:</w:t>
       </w:r>
@@ -17264,8 +18110,28 @@
         <w:rPr>
           <w:rFonts w:ascii="Times New Roman" w:hAnsi="Times New Roman"/>
           <w:sz w:val="24"/>
-        </w:rPr>
-        <w:t xml:space="preserve"> Бо тобі належить усяка слава, честь і поклоніння, Отцю, і Сину, і Святому Духові, нині і повсякчас, і на віки віків.</w:t>
+          <w:szCs w:val="24"/>
+          <w:lang w:val="uk-UA"/>
+        </w:rPr>
+        <w:t xml:space="preserve"> Бо тобі належить усяка слава, честь і поклоніння, Отцю, і Сину, і Святому Духові, нині і повсякчас, і на </w:t>
+      </w:r>
+      <w:r>
+        <w:rPr>
+          <w:rFonts w:ascii="Times New Roman" w:hAnsi="Times New Roman"/>
+          <w:sz w:val="24"/>
+          <w:szCs w:val="24"/>
+          <w:lang w:val="uk-UA"/>
+        </w:rPr>
+        <w:t>віки віків</w:t>
+      </w:r>
+      <w:r>
+        <w:rPr>
+          <w:rFonts w:ascii="Times New Roman" w:hAnsi="Times New Roman"/>
+          <w:sz w:val="24"/>
+          <w:szCs w:val="24"/>
+          <w:lang w:val="uk-UA"/>
+        </w:rPr>
+        <w:t>.</w:t>
       </w:r>
     </w:p>
     <w:bookmarkEnd w:id="3"/>
@@ -18432,17 +19298,72 @@
         <w:rPr>
           <w:rFonts w:ascii="Times New Roman" w:hAnsi="Times New Roman"/>
           <w:i/>
-          <w:color w:val="FF4400"/>
-          <w:sz w:val="24"/>
-        </w:rPr>
-        <w:t>Священик:</w:t>
-      </w:r>
-      <w:r>
-        <w:rPr>
-          <w:rFonts w:ascii="Times New Roman" w:hAnsi="Times New Roman"/>
-          <w:sz w:val="24"/>
-        </w:rPr>
-        <w:t xml:space="preserve"> Бо Твоя влада і Твоє єсть царство і сила, і слава Отця, і Сина, і Святого Духа, нині і повсякчас, і на віки віків.</w:t>
+          <w:iCs/>
+          <w:color w:val="FF0000"/>
+          <w:sz w:val="24"/>
+          <w:szCs w:val="24"/>
+          <w:lang w:val="uk-UA"/>
+        </w:rPr>
+        <w:t>Священик: </w:t>
+      </w:r>
+      <w:r>
+        <w:rPr>
+          <w:rFonts w:ascii="Times New Roman" w:hAnsi="Times New Roman"/>
+          <w:color w:val="000000"/>
+          <w:sz w:val="24"/>
+          <w:szCs w:val="24"/>
+          <w:lang w:val="uk-UA"/>
+        </w:rPr>
+        <w:t xml:space="preserve">Бо Твоя влада і Твоє </w:t>
+      </w:r>
+      <w:proofErr w:type="spellStart"/>
+      <w:r>
+        <w:rPr>
+          <w:rFonts w:ascii="Times New Roman" w:hAnsi="Times New Roman"/>
+          <w:color w:val="000000"/>
+          <w:sz w:val="24"/>
+          <w:szCs w:val="24"/>
+          <w:lang w:val="uk-UA"/>
+        </w:rPr>
+        <w:t>єсть</w:t>
+      </w:r>
+      <w:proofErr w:type="spellEnd"/>
+      <w:r>
+        <w:rPr>
+          <w:rFonts w:ascii="Times New Roman" w:hAnsi="Times New Roman"/>
+          <w:color w:val="000000"/>
+          <w:sz w:val="24"/>
+          <w:szCs w:val="24"/>
+          <w:lang w:val="uk-UA"/>
+        </w:rPr>
+        <w:t xml:space="preserve"> царство і сила, і слава Отця, і Сина, і Святого Духа</w:t>
+      </w:r>
+      <w:r>
+        <w:rPr>
+          <w:rFonts w:ascii="Times New Roman" w:hAnsi="Times New Roman"/>
+          <w:sz w:val="24"/>
+          <w:szCs w:val="24"/>
+          <w:lang w:val="uk-UA"/>
+        </w:rPr>
+        <w:t xml:space="preserve">, нині і повсякчас, і на </w:t>
+      </w:r>
+      <w:r>
+        <w:rPr>
+          <w:rFonts w:ascii="Times New Roman" w:hAnsi="Times New Roman"/>
+          <w:sz w:val="24"/>
+          <w:szCs w:val="24"/>
+          <w:lang w:val="uk-UA"/>
+        </w:rPr>
+        <w:t>віки віків</w:t>
+      </w:r>
+      <w:r>
+        <w:rPr>
+          <w:rFonts w:ascii="Times New Roman" w:hAnsi="Times New Roman"/>
+          <w:sz w:val="24"/>
+          <w:szCs w:val="24"/>
+          <w:lang w:val="uk-UA"/>
+        </w:rPr>
+        <w:t>.</w:t>
       </w:r>
     </w:p>
     <w:bookmarkEnd w:id="4"/>
@@ -19072,17 +19993,70 @@
         <w:rPr>
           <w:rFonts w:ascii="Times New Roman" w:hAnsi="Times New Roman"/>
           <w:i/>
-          <w:color w:val="FF4400"/>
-          <w:sz w:val="24"/>
-        </w:rPr>
-        <w:t>Священик:</w:t>
-      </w:r>
-      <w:r>
-        <w:rPr>
-          <w:rFonts w:ascii="Times New Roman" w:hAnsi="Times New Roman"/>
-          <w:sz w:val="24"/>
-        </w:rPr>
-        <w:t xml:space="preserve"> Бо Ти благий і Чоловіколюбець Бог єси і Тобі славу возсилаємо Отцю, і Сину, і Святому Духові, нині і повсякчас, і на віки віків.</w:t>
+          <w:iCs/>
+          <w:color w:val="FF0000"/>
+          <w:sz w:val="24"/>
+          <w:szCs w:val="24"/>
+          <w:lang w:val="uk-UA"/>
+        </w:rPr>
+        <w:t>Священик: </w:t>
+      </w:r>
+      <w:r>
+        <w:rPr>
+          <w:rFonts w:ascii="Times New Roman" w:hAnsi="Times New Roman"/>
+          <w:color w:val="000000"/>
+          <w:sz w:val="24"/>
+          <w:szCs w:val="24"/>
+          <w:lang w:val="uk-UA"/>
+        </w:rPr>
+        <w:t xml:space="preserve">Бо </w:t>
+      </w:r>
+      <w:r>
+        <w:rPr>
+          <w:rFonts w:ascii="Times New Roman" w:hAnsi="Times New Roman"/>
+          <w:color w:val="000000"/>
+          <w:sz w:val="24"/>
+          <w:szCs w:val="24"/>
+          <w:lang w:val="uk-UA"/>
+        </w:rPr>
+        <w:t xml:space="preserve">Ти </w:t>
+      </w:r>
+      <w:r>
+        <w:rPr>
+          <w:rFonts w:ascii="Times New Roman" w:hAnsi="Times New Roman"/>
+          <w:color w:val="000000"/>
+          <w:sz w:val="24"/>
+          <w:szCs w:val="24"/>
+          <w:lang w:val="uk-UA"/>
+        </w:rPr>
+        <w:t>благий і Чоловіколюбець Бог єси і Тобі славу возсилаємо Отцю, і Сину, і Святому Духові</w:t>
+      </w:r>
+      <w:r>
+        <w:rPr>
+          <w:rFonts w:ascii="Times New Roman" w:hAnsi="Times New Roman"/>
+          <w:sz w:val="24"/>
+          <w:szCs w:val="24"/>
+          <w:lang w:val="uk-UA"/>
+        </w:rPr>
+        <w:t xml:space="preserve">, нині і повсякчас, і на </w:t>
+      </w:r>
+      <w:r>
+        <w:rPr>
+          <w:rFonts w:ascii="Times New Roman" w:hAnsi="Times New Roman"/>
+          <w:sz w:val="24"/>
+          <w:szCs w:val="24"/>
+          <w:lang w:val="uk-UA"/>
+        </w:rPr>
+        <w:t>віки віків</w:t>
+      </w:r>
+      <w:r>
+        <w:rPr>
+          <w:rFonts w:ascii="Times New Roman" w:hAnsi="Times New Roman"/>
+          <w:sz w:val="24"/>
+          <w:szCs w:val="24"/>
+          <w:lang w:val="uk-UA"/>
+        </w:rPr>
+        <w:t>.</w:t>
       </w:r>
     </w:p>
     <w:bookmarkEnd w:id="5"/>
@@ -20832,17 +21806,50 @@
         <w:rPr>
           <w:rFonts w:ascii="Times New Roman" w:hAnsi="Times New Roman"/>
           <w:i/>
-          <w:color w:val="FF4400"/>
-          <w:sz w:val="24"/>
-        </w:rPr>
-        <w:t>Священик:</w:t>
-      </w:r>
-      <w:r>
-        <w:rPr>
-          <w:rFonts w:ascii="Times New Roman" w:hAnsi="Times New Roman"/>
-          <w:sz w:val="24"/>
-        </w:rPr>
-        <w:t xml:space="preserve"> Бо благословилося і прославилося ім’я Твоє Отця, і Сина, і Святого Духа, нині і повсякчас, і на віки віків.</w:t>
+          <w:iCs/>
+          <w:color w:val="FF0000"/>
+          <w:sz w:val="24"/>
+          <w:szCs w:val="24"/>
+          <w:lang w:val="uk-UA"/>
+        </w:rPr>
+        <w:t>Священик: </w:t>
+      </w:r>
+      <w:r>
+        <w:rPr>
+          <w:rFonts w:ascii="Times New Roman" w:hAnsi="Times New Roman"/>
+          <w:color w:val="000000"/>
+          <w:sz w:val="24"/>
+          <w:szCs w:val="24"/>
+          <w:lang w:val="uk-UA"/>
+        </w:rPr>
+        <w:t>Бо благословилося і прославилося ім’я Твоє Отця, і Сина, і Святого Духа</w:t>
+      </w:r>
+      <w:r>
+        <w:rPr>
+          <w:rFonts w:ascii="Times New Roman" w:hAnsi="Times New Roman"/>
+          <w:sz w:val="24"/>
+          <w:szCs w:val="24"/>
+          <w:lang w:val="uk-UA"/>
+        </w:rPr>
+        <w:t xml:space="preserve">, нині і повсякчас, і на </w:t>
+      </w:r>
+      <w:r>
+        <w:rPr>
+          <w:rFonts w:ascii="Times New Roman" w:hAnsi="Times New Roman"/>
+          <w:sz w:val="24"/>
+          <w:szCs w:val="24"/>
+          <w:lang w:val="uk-UA"/>
+        </w:rPr>
+        <w:t>віки віків</w:t>
+      </w:r>
+      <w:r>
+        <w:rPr>
+          <w:rFonts w:ascii="Times New Roman" w:hAnsi="Times New Roman"/>
+          <w:sz w:val="24"/>
+          <w:szCs w:val="24"/>
+          <w:lang w:val="uk-UA"/>
+        </w:rPr>
+        <w:t>.</w:t>
       </w:r>
     </w:p>
     <w:p>
@@ -21456,8 +22463,10 @@
         <w:rPr>
           <w:rFonts w:ascii="Times New Roman" w:hAnsi="Times New Roman"/>
           <w:i/>
-          <w:color w:val="FF4400"/>
-          <w:sz w:val="24"/>
+          <w:color w:val="FF0000"/>
+          <w:sz w:val="24"/>
+          <w:szCs w:val="24"/>
+          <w:lang w:val="uk-UA"/>
         </w:rPr>
         <w:t>Священик:</w:t>
       </w:r>
@@ -21465,6 +22474,8 @@
         <w:rPr>
           <w:rFonts w:ascii="Times New Roman" w:hAnsi="Times New Roman"/>
           <w:sz w:val="24"/>
+          <w:szCs w:val="24"/>
+          <w:lang w:val="uk-UA"/>
         </w:rPr>
         <w:t xml:space="preserve"> Мир всім.</w:t>
       </w:r>
@@ -21834,8 +22845,10 @@
         <w:rPr>
           <w:rFonts w:ascii="Times New Roman" w:hAnsi="Times New Roman"/>
           <w:i/>
-          <w:color w:val="FF4400"/>
-          <w:sz w:val="24"/>
+          <w:color w:val="FF0000"/>
+          <w:sz w:val="24"/>
+          <w:szCs w:val="24"/>
+          <w:lang w:val="uk-UA"/>
         </w:rPr>
         <w:t>Священик:</w:t>
       </w:r>
@@ -21843,8 +22856,28 @@
         <w:rPr>
           <w:rFonts w:ascii="Times New Roman" w:hAnsi="Times New Roman"/>
           <w:sz w:val="24"/>
-        </w:rPr>
-        <w:t xml:space="preserve"> Бо ти святий єси, Боже наш, і в святині перебуваєш, і ми тобі славу віддаємо: Отцю, і Сину, і Святому Духові, нині і повсякчас, і на віки віків.</w:t>
+          <w:szCs w:val="24"/>
+          <w:lang w:val="uk-UA"/>
+        </w:rPr>
+        <w:t xml:space="preserve"> Бо ти святий єси, Боже наш, і в святині перебуваєш, і ми тобі славу віддаємо: Отцю, і Сину, і Святому Духові, нині і повсякчас, і на </w:t>
+      </w:r>
+      <w:r>
+        <w:rPr>
+          <w:rFonts w:ascii="Times New Roman" w:hAnsi="Times New Roman"/>
+          <w:sz w:val="24"/>
+          <w:szCs w:val="24"/>
+          <w:lang w:val="uk-UA"/>
+        </w:rPr>
+        <w:t>віки віків</w:t>
+      </w:r>
+      <w:r>
+        <w:rPr>
+          <w:rFonts w:ascii="Times New Roman" w:hAnsi="Times New Roman"/>
+          <w:sz w:val="24"/>
+          <w:szCs w:val="24"/>
+          <w:lang w:val="uk-UA"/>
+        </w:rPr>
+        <w:t>.</w:t>
       </w:r>
     </w:p>
     <w:p>
@@ -22200,17 +23233,31 @@
         <w:rPr>
           <w:rFonts w:ascii="Times New Roman" w:hAnsi="Times New Roman"/>
           <w:i/>
-          <w:color w:val="FF4400"/>
-          <w:sz w:val="24"/>
+          <w:color w:val="FF0000"/>
+          <w:sz w:val="24"/>
+          <w:szCs w:val="24"/>
+          <w:lang w:val="uk-UA"/>
         </w:rPr>
         <w:t>Священик:</w:t>
       </w:r>
       <w:r>
         <w:rPr>
           <w:rFonts w:ascii="Times New Roman" w:hAnsi="Times New Roman"/>
-          <w:sz w:val="24"/>
-        </w:rPr>
-        <w:t xml:space="preserve"> Мир всім!</w:t>
+          <w:color w:val="FF0000"/>
+          <w:sz w:val="24"/>
+          <w:szCs w:val="24"/>
+          <w:lang w:val="uk-UA"/>
+        </w:rPr>
+        <w:t xml:space="preserve"> </w:t>
+      </w:r>
+      <w:r>
+        <w:rPr>
+          <w:rFonts w:ascii="Times New Roman" w:hAnsi="Times New Roman"/>
+          <w:sz w:val="24"/>
+          <w:szCs w:val="24"/>
+          <w:lang w:val="uk-UA"/>
+        </w:rPr>
+        <w:t>Мир всім!</w:t>
       </w:r>
     </w:p>
     <w:p>
@@ -22260,17 +23307,51 @@
         <w:rPr>
           <w:rFonts w:ascii="Times New Roman" w:hAnsi="Times New Roman"/>
           <w:i/>
-          <w:color w:val="FF4400"/>
-          <w:sz w:val="24"/>
+          <w:color w:val="FF0000"/>
+          <w:sz w:val="24"/>
+          <w:szCs w:val="24"/>
+          <w:lang w:val="uk-UA"/>
         </w:rPr>
         <w:t>Священик:</w:t>
       </w:r>
       <w:r>
         <w:rPr>
           <w:rFonts w:ascii="Times New Roman" w:hAnsi="Times New Roman"/>
-          <w:sz w:val="24"/>
-        </w:rPr>
-        <w:t xml:space="preserve"> Від Йоана святого Євангелія читання.</w:t>
+          <w:color w:val="FF0000"/>
+          <w:sz w:val="24"/>
+          <w:szCs w:val="24"/>
+          <w:lang w:val="uk-UA"/>
+        </w:rPr>
+        <w:t xml:space="preserve"> </w:t>
+      </w:r>
+      <w:r>
+        <w:rPr>
+          <w:rFonts w:ascii="Times New Roman" w:hAnsi="Times New Roman"/>
+          <w:sz w:val="24"/>
+          <w:szCs w:val="24"/>
+          <w:lang w:val="uk-UA"/>
+        </w:rPr>
+        <w:t xml:space="preserve">Від </w:t>
+      </w:r>
+      <w:r>
+        <w:rPr>
+          <w:rFonts w:ascii="Times New Roman" w:hAnsi="Times New Roman"/>
+          <w:i/>
+          <w:color w:val="FF0000"/>
+          <w:sz w:val="24"/>
+          <w:szCs w:val="24"/>
+          <w:lang w:val="uk-UA"/>
+        </w:rPr>
+        <w:t>Йоана</w:t>
+      </w:r>
+      <w:r>
+        <w:rPr>
+          <w:rFonts w:ascii="Times New Roman" w:hAnsi="Times New Roman"/>
+          <w:sz w:val="24"/>
+          <w:szCs w:val="24"/>
+          <w:lang w:val="uk-UA"/>
+        </w:rPr>
+        <w:t xml:space="preserve"> святого Євангелія читання.</w:t>
       </w:r>
     </w:p>
     <w:p>
@@ -25565,17 +26646,87 @@
         <w:rPr>
           <w:rFonts w:ascii="Times New Roman" w:hAnsi="Times New Roman"/>
           <w:i/>
-          <w:color w:val="FF4400"/>
-          <w:sz w:val="24"/>
+          <w:color w:val="FF0000"/>
+          <w:sz w:val="24"/>
+          <w:szCs w:val="24"/>
+          <w:lang w:val="uk-UA"/>
         </w:rPr>
         <w:t>Священик:</w:t>
       </w:r>
       <w:r>
         <w:rPr>
           <w:rFonts w:ascii="Times New Roman" w:hAnsi="Times New Roman"/>
-          <w:sz w:val="24"/>
-        </w:rPr>
-        <w:t xml:space="preserve"> Благодаттю і щедротами і чоловіколюб'ям єдинородного Сина твого, з яким ти благословенний єси, з пресвятим і благим і животворящим твоїм Духом, нині і повсякчас, і на віки віків.</w:t>
+          <w:color w:val="FF0000"/>
+          <w:sz w:val="24"/>
+          <w:szCs w:val="24"/>
+          <w:lang w:val="uk-UA"/>
+        </w:rPr>
+        <w:t xml:space="preserve"> </w:t>
+      </w:r>
+      <w:r>
+        <w:rPr>
+          <w:rFonts w:ascii="Times New Roman" w:hAnsi="Times New Roman"/>
+          <w:sz w:val="24"/>
+          <w:szCs w:val="24"/>
+          <w:lang w:val="uk-UA"/>
+        </w:rPr>
+        <w:t xml:space="preserve">Благодаттю і щедротами і </w:t>
+      </w:r>
+      <w:proofErr w:type="spellStart"/>
+      <w:r>
+        <w:rPr>
+          <w:rFonts w:ascii="Times New Roman" w:hAnsi="Times New Roman"/>
+          <w:sz w:val="24"/>
+          <w:szCs w:val="24"/>
+          <w:lang w:val="uk-UA"/>
+        </w:rPr>
+        <w:t>чоловіколюб'ям</w:t>
+      </w:r>
+      <w:proofErr w:type="spellEnd"/>
+      <w:r>
+        <w:rPr>
+          <w:rFonts w:ascii="Times New Roman" w:hAnsi="Times New Roman"/>
+          <w:sz w:val="24"/>
+          <w:szCs w:val="24"/>
+          <w:lang w:val="uk-UA"/>
+        </w:rPr>
+        <w:t xml:space="preserve"> єдинородного Сина твого, з яким ти благословенний єси, з пресвятим і благим і </w:t>
+      </w:r>
+      <w:r>
+        <w:rPr>
+          <w:rFonts w:ascii="Times New Roman" w:hAnsi="Times New Roman"/>
+          <w:sz w:val="24"/>
+          <w:szCs w:val="24"/>
+          <w:lang w:val="uk-UA"/>
+        </w:rPr>
+        <w:t>животворящ</w:t>
+      </w:r>
+      <w:r>
+        <w:rPr>
+          <w:rFonts w:ascii="Times New Roman" w:hAnsi="Times New Roman"/>
+          <w:sz w:val="24"/>
+          <w:szCs w:val="24"/>
+          <w:lang w:val="uk-UA"/>
+        </w:rPr>
+        <w:t xml:space="preserve">им твоїм Духом, нині і повсякчас, і на </w:t>
+      </w:r>
+      <w:r>
+        <w:rPr>
+          <w:rFonts w:ascii="Times New Roman" w:hAnsi="Times New Roman"/>
+          <w:sz w:val="24"/>
+          <w:szCs w:val="24"/>
+          <w:lang w:val="uk-UA"/>
+        </w:rPr>
+        <w:t>віки віків</w:t>
+      </w:r>
+      <w:r>
+        <w:rPr>
+          <w:rFonts w:ascii="Times New Roman" w:hAnsi="Times New Roman"/>
+          <w:sz w:val="24"/>
+          <w:szCs w:val="24"/>
+          <w:lang w:val="uk-UA"/>
+        </w:rPr>
+        <w:t>.</w:t>
       </w:r>
     </w:p>
     <w:p>
@@ -27331,17 +28482,32 @@
         <w:rPr>
           <w:rFonts w:ascii="Times New Roman" w:hAnsi="Times New Roman"/>
           <w:i/>
-          <w:color w:val="FF4400"/>
-          <w:sz w:val="24"/>
-        </w:rPr>
-        <w:t>Священик:</w:t>
-      </w:r>
-      <w:r>
-        <w:rPr>
-          <w:rFonts w:ascii="Times New Roman" w:hAnsi="Times New Roman"/>
-          <w:sz w:val="24"/>
-        </w:rPr>
-        <w:t xml:space="preserve"> Бо Ти Бог наш і Тобі славу возсилаємо: Отцю, і Сину, і Святому Духові, нині і повсякчас, і на віки віків.</w:t>
+          <w:iCs/>
+          <w:color w:val="FF0000"/>
+          <w:sz w:val="24"/>
+          <w:szCs w:val="24"/>
+          <w:lang w:val="uk-UA"/>
+        </w:rPr>
+        <w:t>Священик: </w:t>
+      </w:r>
+      <w:r>
+        <w:rPr>
+          <w:rFonts w:ascii="Times New Roman" w:hAnsi="Times New Roman"/>
+          <w:color w:val="000000"/>
+          <w:sz w:val="24"/>
+          <w:szCs w:val="24"/>
+          <w:lang w:val="uk-UA"/>
+        </w:rPr>
+        <w:t>Бо Ти Бог наш і Тобі славу возсилаємо: Отцю, і Сину, і Святому Духові</w:t>
+      </w:r>
+      <w:r>
+        <w:rPr>
+          <w:rFonts w:ascii="Times New Roman" w:hAnsi="Times New Roman"/>
+          <w:sz w:val="24"/>
+          <w:szCs w:val="24"/>
+          <w:lang w:val="uk-UA"/>
+        </w:rPr>
+        <w:t>, нині і повсякчас, і на віки віків.</w:t>
       </w:r>
     </w:p>
     <w:p>
@@ -28946,17 +30112,32 @@
         <w:rPr>
           <w:rFonts w:ascii="Times New Roman" w:hAnsi="Times New Roman"/>
           <w:i/>
-          <w:color w:val="FF4400"/>
-          <w:sz w:val="24"/>
-        </w:rPr>
-        <w:t>Священик:</w:t>
-      </w:r>
-      <w:r>
-        <w:rPr>
-          <w:rFonts w:ascii="Times New Roman" w:hAnsi="Times New Roman"/>
-          <w:sz w:val="24"/>
-        </w:rPr>
-        <w:t xml:space="preserve"> Бо Ти цар миру і Спас душ наших і Тобі славу возсилаємо: Отцю, і Сину, і Святому Духові, нині і повсякчас, і на віки віків.</w:t>
+          <w:iCs/>
+          <w:color w:val="FF0000"/>
+          <w:sz w:val="24"/>
+          <w:szCs w:val="24"/>
+          <w:lang w:val="uk-UA"/>
+        </w:rPr>
+        <w:t>Священик: </w:t>
+      </w:r>
+      <w:r>
+        <w:rPr>
+          <w:rFonts w:ascii="Times New Roman" w:hAnsi="Times New Roman"/>
+          <w:color w:val="000000"/>
+          <w:sz w:val="24"/>
+          <w:szCs w:val="24"/>
+          <w:lang w:val="uk-UA"/>
+        </w:rPr>
+        <w:t>Бо Ти цар миру і Спас душ наших і Тобі славу возсилаємо: Отцю, і Сину, і Святому Духові</w:t>
+      </w:r>
+      <w:r>
+        <w:rPr>
+          <w:rFonts w:ascii="Times New Roman" w:hAnsi="Times New Roman"/>
+          <w:sz w:val="24"/>
+          <w:szCs w:val="24"/>
+          <w:lang w:val="uk-UA"/>
+        </w:rPr>
+        <w:t>, нині і повсякчас, і на віки віків.</w:t>
       </w:r>
     </w:p>
     <w:p>
@@ -31159,17 +32340,50 @@
         <w:rPr>
           <w:rFonts w:ascii="Times New Roman" w:hAnsi="Times New Roman"/>
           <w:i/>
-          <w:color w:val="FF4400"/>
-          <w:sz w:val="24"/>
-        </w:rPr>
-        <w:t>Священик:</w:t>
-      </w:r>
-      <w:r>
-        <w:rPr>
-          <w:rFonts w:ascii="Times New Roman" w:hAnsi="Times New Roman"/>
-          <w:sz w:val="24"/>
-        </w:rPr>
-        <w:t xml:space="preserve"> Бо Тебе хвалять усі сили небесні і Тобі славу возсилаємо: Отцю, і Сину, і Святому Духові, нині і повсякчас, і на віки віків.</w:t>
+          <w:iCs/>
+          <w:color w:val="FF0000"/>
+          <w:sz w:val="24"/>
+          <w:szCs w:val="24"/>
+          <w:lang w:val="uk-UA"/>
+        </w:rPr>
+        <w:t>Священик: </w:t>
+      </w:r>
+      <w:r>
+        <w:rPr>
+          <w:rFonts w:ascii="Times New Roman" w:hAnsi="Times New Roman"/>
+          <w:color w:val="000000"/>
+          <w:sz w:val="24"/>
+          <w:szCs w:val="24"/>
+          <w:lang w:val="uk-UA"/>
+        </w:rPr>
+        <w:t>Бо Тебе хвалять усі сили небесні і Тобі славу возсилаємо: Отцю, і Сину, і Святому Духові</w:t>
+      </w:r>
+      <w:r>
+        <w:rPr>
+          <w:rFonts w:ascii="Times New Roman" w:hAnsi="Times New Roman"/>
+          <w:sz w:val="24"/>
+          <w:szCs w:val="24"/>
+          <w:lang w:val="uk-UA"/>
+        </w:rPr>
+        <w:t xml:space="preserve">, нині і повсякчас, і на </w:t>
+      </w:r>
+      <w:r>
+        <w:rPr>
+          <w:rFonts w:ascii="Times New Roman" w:hAnsi="Times New Roman"/>
+          <w:sz w:val="24"/>
+          <w:szCs w:val="24"/>
+          <w:lang w:val="uk-UA"/>
+        </w:rPr>
+        <w:t>віки віків</w:t>
+      </w:r>
+      <w:r>
+        <w:rPr>
+          <w:rFonts w:ascii="Times New Roman" w:hAnsi="Times New Roman"/>
+          <w:sz w:val="24"/>
+          <w:szCs w:val="24"/>
+          <w:lang w:val="uk-UA"/>
+        </w:rPr>
+        <w:t>.</w:t>
       </w:r>
     </w:p>
     <w:bookmarkEnd w:id="10"/>
@@ -34176,15 +35390,20 @@
         <w:rPr>
           <w:rFonts w:ascii="Times New Roman" w:hAnsi="Times New Roman"/>
           <w:i/>
-          <w:color w:val="FF4400"/>
-          <w:sz w:val="24"/>
+          <w:color w:val="FF0000"/>
+          <w:sz w:val="24"/>
+          <w:szCs w:val="24"/>
+          <w:lang w:val="uk-UA"/>
         </w:rPr>
         <w:t>Священик:</w:t>
       </w:r>
       <w:r>
         <w:rPr>
           <w:rFonts w:ascii="Times New Roman" w:hAnsi="Times New Roman"/>
-          <w:sz w:val="24"/>
+          <w:color w:val="000000"/>
+          <w:sz w:val="24"/>
+          <w:szCs w:val="24"/>
+          <w:lang w:val="uk-UA"/>
         </w:rPr>
         <w:t xml:space="preserve"> Слава Тобі, що Світло нам показав! </w:t>
       </w:r>
@@ -35533,8 +36752,10 @@
         <w:rPr>
           <w:rFonts w:ascii="Times New Roman" w:hAnsi="Times New Roman"/>
           <w:i/>
-          <w:color w:val="FF4400"/>
-          <w:sz w:val="24"/>
+          <w:color w:val="FF0000"/>
+          <w:sz w:val="24"/>
+          <w:szCs w:val="24"/>
+          <w:lang w:val="uk-UA"/>
         </w:rPr>
         <w:t>Священик:</w:t>
       </w:r>
@@ -35542,8 +36763,28 @@
         <w:rPr>
           <w:rFonts w:ascii="Times New Roman" w:hAnsi="Times New Roman"/>
           <w:sz w:val="24"/>
-        </w:rPr>
-        <w:t xml:space="preserve"> Бо милостивий і чоловіколюбець Бог єси, і тобі славу возсилаємо, Отцю, і Сину, і Святому Духові, нині і повсякчас, і на віки віків.</w:t>
+          <w:szCs w:val="24"/>
+          <w:lang w:val="uk-UA"/>
+        </w:rPr>
+        <w:t xml:space="preserve"> Бо милостивий і чоловіколюбець Бог єси, і тобі славу возсилаємо, Отцю, і Сину, і Святому Духові, нині і повсякчас, і на </w:t>
+      </w:r>
+      <w:r>
+        <w:rPr>
+          <w:rFonts w:ascii="Times New Roman" w:hAnsi="Times New Roman"/>
+          <w:sz w:val="24"/>
+          <w:szCs w:val="24"/>
+          <w:lang w:val="uk-UA"/>
+        </w:rPr>
+        <w:t>віки віків</w:t>
+      </w:r>
+      <w:r>
+        <w:rPr>
+          <w:rFonts w:ascii="Times New Roman" w:hAnsi="Times New Roman"/>
+          <w:sz w:val="24"/>
+          <w:szCs w:val="24"/>
+          <w:lang w:val="uk-UA"/>
+        </w:rPr>
+        <w:t>.</w:t>
       </w:r>
     </w:p>
     <w:p>
@@ -36358,17 +37599,109 @@
         <w:rPr>
           <w:rFonts w:ascii="Times New Roman" w:hAnsi="Times New Roman"/>
           <w:i/>
-          <w:color w:val="FF4400"/>
-          <w:sz w:val="24"/>
+          <w:color w:val="FF0000"/>
+          <w:sz w:val="24"/>
+          <w:szCs w:val="24"/>
+          <w:lang w:val="uk-UA"/>
         </w:rPr>
         <w:t>Священик:</w:t>
       </w:r>
       <w:r>
         <w:rPr>
           <w:rFonts w:ascii="Times New Roman" w:hAnsi="Times New Roman"/>
-          <w:sz w:val="24"/>
-        </w:rPr>
-        <w:t xml:space="preserve"> Бо ти Бог милости, ласк і чоловіколюбности, і тобі славу віддаємо: Отцю, і Сину, і Святому Духові, нині і повсякчас, і на віки віків.</w:t>
+          <w:color w:val="FF0000"/>
+          <w:sz w:val="24"/>
+          <w:szCs w:val="24"/>
+          <w:lang w:val="uk-UA"/>
+        </w:rPr>
+        <w:t xml:space="preserve"> </w:t>
+      </w:r>
+      <w:r>
+        <w:rPr>
+          <w:rFonts w:ascii="Times New Roman" w:hAnsi="Times New Roman"/>
+          <w:sz w:val="24"/>
+          <w:szCs w:val="24"/>
+          <w:lang w:val="uk-UA"/>
+        </w:rPr>
+        <w:t xml:space="preserve">Бо ти Бог </w:t>
+      </w:r>
+      <w:proofErr w:type="spellStart"/>
+      <w:r>
+        <w:rPr>
+          <w:rFonts w:ascii="Times New Roman" w:hAnsi="Times New Roman"/>
+          <w:sz w:val="24"/>
+          <w:szCs w:val="24"/>
+          <w:lang w:val="uk-UA"/>
+        </w:rPr>
+        <w:t>милости</w:t>
+      </w:r>
+      <w:proofErr w:type="spellEnd"/>
+      <w:r>
+        <w:rPr>
+          <w:rFonts w:ascii="Times New Roman" w:hAnsi="Times New Roman"/>
+          <w:sz w:val="24"/>
+          <w:szCs w:val="24"/>
+          <w:lang w:val="uk-UA"/>
+        </w:rPr>
+        <w:t xml:space="preserve">, </w:t>
+      </w:r>
+      <w:proofErr w:type="spellStart"/>
+      <w:r>
+        <w:rPr>
+          <w:rFonts w:ascii="Times New Roman" w:hAnsi="Times New Roman"/>
+          <w:sz w:val="24"/>
+          <w:szCs w:val="24"/>
+          <w:lang w:val="uk-UA"/>
+        </w:rPr>
+        <w:t>ласк</w:t>
+      </w:r>
+      <w:proofErr w:type="spellEnd"/>
+      <w:r>
+        <w:rPr>
+          <w:rFonts w:ascii="Times New Roman" w:hAnsi="Times New Roman"/>
+          <w:sz w:val="24"/>
+          <w:szCs w:val="24"/>
+          <w:lang w:val="uk-UA"/>
+        </w:rPr>
+        <w:t xml:space="preserve"> і </w:t>
+      </w:r>
+      <w:proofErr w:type="spellStart"/>
+      <w:r>
+        <w:rPr>
+          <w:rFonts w:ascii="Times New Roman" w:hAnsi="Times New Roman"/>
+          <w:sz w:val="24"/>
+          <w:szCs w:val="24"/>
+          <w:lang w:val="uk-UA"/>
+        </w:rPr>
+        <w:t>чоловіколюбности</w:t>
+      </w:r>
+      <w:proofErr w:type="spellEnd"/>
+      <w:r>
+        <w:rPr>
+          <w:rFonts w:ascii="Times New Roman" w:hAnsi="Times New Roman"/>
+          <w:sz w:val="24"/>
+          <w:szCs w:val="24"/>
+          <w:lang w:val="uk-UA"/>
+        </w:rPr>
+        <w:t xml:space="preserve">, і тобі славу віддаємо: Отцю, і Сину, і Святому Духові, нині і повсякчас, і на </w:t>
+      </w:r>
+      <w:r>
+        <w:rPr>
+          <w:rFonts w:ascii="Times New Roman" w:hAnsi="Times New Roman"/>
+          <w:sz w:val="24"/>
+          <w:szCs w:val="24"/>
+          <w:lang w:val="uk-UA"/>
+        </w:rPr>
+        <w:t>віки віків</w:t>
+      </w:r>
+      <w:r>
+        <w:rPr>
+          <w:rFonts w:ascii="Times New Roman" w:hAnsi="Times New Roman"/>
+          <w:sz w:val="24"/>
+          <w:szCs w:val="24"/>
+          <w:lang w:val="uk-UA"/>
+        </w:rPr>
+        <w:t>.</w:t>
       </w:r>
     </w:p>
     <w:bookmarkEnd w:id="13"/>
@@ -36429,8 +37762,10 @@
         <w:rPr>
           <w:rFonts w:ascii="Times New Roman" w:hAnsi="Times New Roman"/>
           <w:i/>
-          <w:color w:val="FF4400"/>
-          <w:sz w:val="24"/>
+          <w:color w:val="FF0000"/>
+          <w:sz w:val="24"/>
+          <w:szCs w:val="24"/>
+          <w:lang w:val="uk-UA"/>
         </w:rPr>
         <w:t>Священик:</w:t>
       </w:r>
@@ -36438,6 +37773,8 @@
         <w:rPr>
           <w:rFonts w:ascii="Times New Roman" w:hAnsi="Times New Roman"/>
           <w:sz w:val="24"/>
+          <w:szCs w:val="24"/>
+          <w:lang w:val="uk-UA"/>
         </w:rPr>
         <w:t xml:space="preserve"> Мир всім.</w:t>
       </w:r>
@@ -36817,17 +38154,49 @@
         <w:rPr>
           <w:rFonts w:ascii="Times New Roman" w:hAnsi="Times New Roman"/>
           <w:i/>
-          <w:color w:val="FF4400"/>
-          <w:sz w:val="24"/>
+          <w:color w:val="FF0000"/>
+          <w:sz w:val="24"/>
+          <w:szCs w:val="24"/>
+          <w:lang w:val="uk-UA"/>
         </w:rPr>
         <w:t>Священик:</w:t>
       </w:r>
       <w:r>
         <w:rPr>
           <w:rFonts w:ascii="Times New Roman" w:hAnsi="Times New Roman"/>
-          <w:sz w:val="24"/>
-        </w:rPr>
-        <w:t xml:space="preserve"> Благословенний Христос, Бог наш, завжди, нині і повсякчас, і на віки віків.</w:t>
+          <w:color w:val="FF0000"/>
+          <w:sz w:val="24"/>
+          <w:szCs w:val="24"/>
+          <w:lang w:val="uk-UA"/>
+        </w:rPr>
+        <w:t xml:space="preserve"> </w:t>
+      </w:r>
+      <w:r>
+        <w:rPr>
+          <w:rFonts w:ascii="Times New Roman" w:hAnsi="Times New Roman"/>
+          <w:sz w:val="24"/>
+          <w:szCs w:val="24"/>
+          <w:lang w:val="uk-UA"/>
+        </w:rPr>
+        <w:t xml:space="preserve">Благословенний Христос, Бог наш, завжди, нині і повсякчас, і на </w:t>
+      </w:r>
+      <w:r>
+        <w:rPr>
+          <w:rFonts w:ascii="Times New Roman" w:hAnsi="Times New Roman"/>
+          <w:sz w:val="24"/>
+          <w:szCs w:val="24"/>
+          <w:lang w:val="uk-UA"/>
+        </w:rPr>
+        <w:t>віки віків</w:t>
+      </w:r>
+      <w:r>
+        <w:rPr>
+          <w:rFonts w:ascii="Times New Roman" w:hAnsi="Times New Roman"/>
+          <w:sz w:val="24"/>
+          <w:szCs w:val="24"/>
+          <w:lang w:val="uk-UA"/>
+        </w:rPr>
+        <w:t>.</w:t>
       </w:r>
     </w:p>
     <w:p>
@@ -36923,15 +38292,20 @@
         <w:rPr>
           <w:rFonts w:ascii="Times New Roman" w:hAnsi="Times New Roman"/>
           <w:i/>
-          <w:color w:val="FF4400"/>
-          <w:sz w:val="24"/>
-        </w:rPr>
+          <w:color w:val="FF0000"/>
+          <w:sz w:val="24"/>
+          <w:szCs w:val="24"/>
+          <w:lang w:val="uk-UA"/>
+        </w:rPr>
+        <w:lastRenderedPageBreak/>
         <w:t>Священик:</w:t>
       </w:r>
       <w:r>
         <w:rPr>
           <w:rFonts w:ascii="Times New Roman" w:hAnsi="Times New Roman"/>
           <w:sz w:val="24"/>
+          <w:szCs w:val="24"/>
+          <w:lang w:val="uk-UA"/>
         </w:rPr>
         <w:t xml:space="preserve"> Пресвята Богородице, спаси нас.</w:t>
       </w:r>
@@ -36983,17 +38357,31 @@
         <w:rPr>
           <w:rFonts w:ascii="Times New Roman" w:hAnsi="Times New Roman"/>
           <w:i/>
-          <w:color w:val="FF4400"/>
-          <w:sz w:val="24"/>
+          <w:color w:val="FF0000"/>
+          <w:sz w:val="24"/>
+          <w:szCs w:val="24"/>
+          <w:lang w:val="uk-UA"/>
         </w:rPr>
         <w:t>Священик:</w:t>
       </w:r>
       <w:r>
         <w:rPr>
           <w:rFonts w:ascii="Times New Roman" w:hAnsi="Times New Roman"/>
-          <w:sz w:val="24"/>
-        </w:rPr>
-        <w:t xml:space="preserve"> Слава тобі, Христе Боже, надіє наша, слава тобі!</w:t>
+          <w:color w:val="FF0000"/>
+          <w:sz w:val="24"/>
+          <w:szCs w:val="24"/>
+          <w:lang w:val="uk-UA"/>
+        </w:rPr>
+        <w:t xml:space="preserve"> </w:t>
+      </w:r>
+      <w:r>
+        <w:rPr>
+          <w:rFonts w:ascii="Times New Roman" w:hAnsi="Times New Roman"/>
+          <w:sz w:val="24"/>
+          <w:szCs w:val="24"/>
+          <w:lang w:val="uk-UA"/>
+        </w:rPr>
+        <w:t>Слава тобі, Христе Боже, надіє наша, слава тобі!</w:t>
       </w:r>
     </w:p>
     <w:p>
@@ -37087,12 +38475,24 @@
       </w:r>
     </w:p>
     <w:p>
-      <w:r>
-        <w:rPr>
-          <w:rFonts w:ascii="Times New Roman" w:hAnsi="Times New Roman"/>
-          <w:i/>
-          <w:color w:val="FF4400"/>
-          <w:sz w:val="24"/>
+      <w:pPr>
+        <w:spacing w:after="120"/>
+        <w:jc w:val="both"/>
+        <w:rPr>
+          <w:rFonts w:ascii="Times New Roman" w:hAnsi="Times New Roman"/>
+          <w:sz w:val="24"/>
+          <w:szCs w:val="24"/>
+          <w:lang w:val="uk-UA"/>
+        </w:rPr>
+      </w:pPr>
+      <w:r>
+        <w:rPr>
+          <w:rFonts w:ascii="Times New Roman" w:hAnsi="Times New Roman"/>
+          <w:i/>
+          <w:color w:val="FF0000"/>
+          <w:sz w:val="24"/>
+          <w:szCs w:val="24"/>
+          <w:lang w:val="uk-UA"/>
         </w:rPr>
         <w:t>Священик:</w:t>
       </w:r>
@@ -37100,24 +38500,59 @@
         <w:rPr>
           <w:rFonts w:ascii="Times New Roman" w:hAnsi="Times New Roman"/>
           <w:sz w:val="24"/>
-        </w:rPr>
-        <w:t xml:space="preserve"> Христос, що воскрес із мертвих, істинний Бог наш - молитвами пречистої Своєї Матері, святих славних і всехвальних апостолів, святого, </w:t>
-      </w:r>
-      <w:r>
-        <w:rPr>
-          <w:rFonts w:ascii="Times New Roman" w:hAnsi="Times New Roman"/>
-          <w:i/>
-          <w:color w:val="FF4400"/>
-          <w:sz w:val="24"/>
-        </w:rPr>
-        <w:t>якого є храм</w:t>
-      </w:r>
-      <w:r>
-        <w:rPr>
-          <w:rFonts w:ascii="Times New Roman" w:hAnsi="Times New Roman"/>
-          <w:sz w:val="24"/>
-        </w:rPr>
-        <w:t>, святого отця нашого і чудотворця Тихона Аматунтського і всіх святих - помилує і спасе нас як благий і людинолюбний.</w:t>
+          <w:szCs w:val="24"/>
+          <w:lang w:val="uk-UA"/>
+        </w:rPr>
+        <w:t xml:space="preserve"> Христос, що воскрес із мертвих, істинний Бог наш, молитвами пречистої своєї Матері, святих, славних і </w:t>
+      </w:r>
+      <w:proofErr w:type="spellStart"/>
+      <w:r>
+        <w:rPr>
+          <w:rFonts w:ascii="Times New Roman" w:hAnsi="Times New Roman"/>
+          <w:sz w:val="24"/>
+          <w:szCs w:val="24"/>
+          <w:lang w:val="uk-UA"/>
+        </w:rPr>
+        <w:t>всехвальних</w:t>
+      </w:r>
+      <w:proofErr w:type="spellEnd"/>
+      <w:r>
+        <w:rPr>
+          <w:rFonts w:ascii="Times New Roman" w:hAnsi="Times New Roman"/>
+          <w:sz w:val="24"/>
+          <w:szCs w:val="24"/>
+          <w:lang w:val="uk-UA"/>
+        </w:rPr>
+        <w:t xml:space="preserve"> апостолів, і святого </w:t>
+      </w:r>
+      <w:r>
+        <w:rPr>
+          <w:rFonts w:ascii="Times New Roman" w:hAnsi="Times New Roman"/>
+          <w:i/>
+          <w:color w:val="FF0000"/>
+          <w:sz w:val="24"/>
+          <w:szCs w:val="24"/>
+          <w:lang w:val="uk-UA"/>
+        </w:rPr>
+        <w:t>(ім'я, якого є храм)</w:t>
+      </w:r>
+      <w:r>
+        <w:rPr>
+          <w:rFonts w:ascii="Times New Roman" w:hAnsi="Times New Roman"/>
+          <w:sz w:val="24"/>
+          <w:szCs w:val="24"/>
+          <w:lang w:val="uk-UA"/>
+        </w:rPr>
+        <w:t>, і святого</w:t>
+      </w:r>
+      <w:r>
+        <w:rPr>
+          <w:rFonts w:ascii="Times New Roman" w:hAnsi="Times New Roman"/>
+          <w:sz w:val="24"/>
+          <w:szCs w:val="24"/>
+          <w:lang w:val="uk-UA"/>
+        </w:rPr>
+        <w:t>, і всіх святих, помилує і спасе нас, як благий і чоловіколюбець.</w:t>
       </w:r>
     </w:p>
     <w:p>
